--- a/docs/informe_ieee.docx
+++ b/docs/informe_ieee.docx
@@ -4,3121 +4,277 @@
   <w:body>
     <w:p>
       <w:pPr>
+        <w:spacing w:after="160"/>
         <w:jc w:val="center"/>
       </w:pPr>
       <w:r>
         <w:rPr>
-          <w:rFonts w:ascii="Times New Roman" w:hAnsi="Times New Roman"/>
+          <w:rFonts w:ascii="Times New Roman" w:hAnsi="Times New Roman" w:cs="Times New Roman" w:eastAsia="Times New Roman"/>
           <w:b/>
           <w:i w:val="0"/>
-          <w:sz w:val="28"/>
+          <w:caps w:val="0"/>
+          <w:sz w:val="48"/>
         </w:rPr>
         <w:t>Clasificación Automática de Minerales Mediante Extracción de Características y Aprendizaje Clásico</w:t>
       </w:r>
     </w:p>
     <w:p>
       <w:pPr>
+        <w:spacing w:after="40"/>
         <w:jc w:val="center"/>
       </w:pPr>
       <w:r>
         <w:rPr>
-          <w:rFonts w:ascii="Times New Roman" w:hAnsi="Times New Roman"/>
-          <w:b/>
+          <w:rFonts w:ascii="Times New Roman" w:hAnsi="Times New Roman" w:cs="Times New Roman" w:eastAsia="Times New Roman"/>
+          <w:b w:val="0"/>
+          <w:i w:val="0"/>
+          <w:caps w:val="0"/>
           <w:sz w:val="22"/>
         </w:rPr>
-        <w:t>[Nombre 1], [Nombre 2], [Nombre 3]</w:t>
+        <w:t>Maria Fernanda Atencia, Stiven Suárez Marín, Michael Stiven Tabares Tobón</w:t>
       </w:r>
     </w:p>
     <w:p>
       <w:pPr>
+        <w:spacing w:after="240"/>
         <w:jc w:val="center"/>
       </w:pPr>
       <w:r>
         <w:rPr>
-          <w:rFonts w:ascii="Times New Roman" w:hAnsi="Times New Roman"/>
+          <w:rFonts w:ascii="Times New Roman" w:hAnsi="Times New Roman" w:cs="Times New Roman" w:eastAsia="Times New Roman"/>
+          <w:b w:val="0"/>
           <w:i/>
-          <w:sz w:val="22"/>
+          <w:caps w:val="0"/>
+          <w:sz w:val="20"/>
         </w:rPr>
-        <w:t>Universidad de Antioquia — Facultad de Ingeniería</w:t>
-        <w:br/>
-        <w:t>Procesamiento Digital de Imágenes — 2026-II</w:t>
-      </w:r>
-    </w:p>
-    <w:p>
-      <w:r>
-        <w:rPr>
-          <w:rFonts w:ascii="Times New Roman" w:hAnsi="Times New Roman"/>
-          <w:b/>
-          <w:i w:val="0"/>
-          <w:sz w:val="26"/>
-        </w:rPr>
-        <w:t>Resumen</w:t>
+        <w:t>Universidad de Antioquia — Facultad de Ingeniería — Procesamiento Digital de Imágenes — 2026-II</w:t>
       </w:r>
     </w:p>
     <w:p>
       <w:pPr>
+        <w:spacing w:before="120"/>
+        <w:jc w:val="left"/>
+      </w:pPr>
+      <w:r>
+        <w:rPr>
+          <w:rFonts w:ascii="Times New Roman" w:hAnsi="Times New Roman" w:cs="Times New Roman" w:eastAsia="Times New Roman"/>
+          <w:b/>
+          <w:i w:val="0"/>
+          <w:caps w:val="0"/>
+          <w:sz w:val="24"/>
+        </w:rPr>
+        <w:t>Resumen—</w:t>
+      </w:r>
+      <w:r>
+        <w:rPr>
+          <w:rFonts w:ascii="Times New Roman" w:hAnsi="Times New Roman" w:cs="Times New Roman" w:eastAsia="Times New Roman"/>
+          <w:b w:val="0"/>
+          <w:i w:val="0"/>
+          <w:caps w:val="0"/>
+          <w:sz w:val="24"/>
+        </w:rPr>
+        <w:t>Este trabajo presenta un sistema de visión por computador para clasificar cuatro minerales (cuarzo, pirita, malaquita, hematita) a partir de imágenes RGB. Se construyó un banco de 240 imágenes (60 por clase) combinando el dataset público tedqc/mineral-dataset (HuggingFace, CC0) con fotografías propias con celular. El pipeline de preprocesamiento (resize bicúbico 128×128, Gaussiano 5×5 σ=1.0 justificado por PSNR/SSIM de la Parte 1, CLAHE sobre L de LAB, Otsu y limpieza morfológica 3×3) alimenta la extracción de siete familias de descriptores: HOG, color HSV/LAB con momentos estadísticos, banco de Gabor multi-orientación, LBP uniforme, matrices GLCM en 4 direcciones y los 7 momentos invariantes de Hu (1835 dims). Se entrenaron SVM RBF, k-NN, Random Forest (con class_weight='balanced') y MLP, más Voting y Stacking ensembles, bajo seis configuraciones de descriptores E1–E5, con validación cruzada 5-fold y GridSearchCV. El mejor resultado fue Random Forest sobre descriptores de color (HSV/LAB) y textura (GLCM) en 38 dimensiones: 91.9% ± 2.5% en CV-5 y 83.3% en test (F1 macro 0.836), mejorando el recall de las clases difíciles (pirita F1 0.78, hematita F1 0.89). El hallazgo principal es que, a tamaño 128×128, las 38 dimensiones de Color+GLCM superan al concatenado de 1835 dominado por HOG, porque los minerales se diferencian mejor por color medio y textura global que por gradientes locales.</w:t>
+      </w:r>
+    </w:p>
+    <w:p>
+      <w:pPr>
+        <w:spacing w:before="80"/>
+      </w:pPr>
+      <w:r>
+        <w:rPr>
+          <w:rFonts w:ascii="Times New Roman" w:hAnsi="Times New Roman" w:cs="Times New Roman" w:eastAsia="Times New Roman"/>
+          <w:b/>
+          <w:i w:val="0"/>
+          <w:caps w:val="0"/>
+          <w:sz w:val="20"/>
+        </w:rPr>
+        <w:t>Palabras clave—</w:t>
+      </w:r>
+      <w:r>
+        <w:rPr>
+          <w:rFonts w:ascii="Times New Roman" w:hAnsi="Times New Roman" w:cs="Times New Roman" w:eastAsia="Times New Roman"/>
+          <w:b w:val="0"/>
+          <w:i w:val="0"/>
+          <w:caps w:val="0"/>
+          <w:sz w:val="20"/>
+        </w:rPr>
+        <w:t>mineral recognition, handcrafted features, HOG, GLCM, voting ensemble.</w:t>
+      </w:r>
+    </w:p>
+    <w:p>
+      <w:pPr>
+        <w:spacing w:before="120" w:after="40"/>
+        <w:jc w:val="center"/>
+      </w:pPr>
+      <w:r>
+        <w:rPr>
+          <w:rFonts w:ascii="Times New Roman" w:hAnsi="Times New Roman" w:cs="Times New Roman" w:eastAsia="Times New Roman"/>
+          <w:b/>
+          <w:i w:val="0"/>
+          <w:caps w:val="0"/>
+          <w:sz w:val="24"/>
+        </w:rPr>
+        <w:t>I. INTRODUCCIÓN</w:t>
+      </w:r>
+    </w:p>
+    <w:p>
+      <w:pPr>
+        <w:spacing w:before="0" w:after="40" w:line="240" w:lineRule="auto"/>
+        <w:ind w:firstLine="227"/>
         <w:jc w:val="both"/>
       </w:pPr>
       <w:r>
         <w:rPr>
-          <w:rFonts w:ascii="Times New Roman" w:hAnsi="Times New Roman"/>
+          <w:rFonts w:ascii="Times New Roman" w:hAnsi="Times New Roman" w:cs="Times New Roman" w:eastAsia="Times New Roman"/>
           <w:b w:val="0"/>
           <w:i w:val="0"/>
+          <w:caps w:val="0"/>
           <w:sz w:val="24"/>
         </w:rPr>
-        <w:t>Este trabajo presenta un sistema de visión por computador para la clasificación automática de cuatro minerales: cuarzo, pirita, malaquita y hematita. Se construyó un banco con 240 imágenes (60 por clase) combinando el dataset público tedqc/mineral-dataset (HuggingFace) con fotografías propias capturadas con celular, exigencia del enunciado para medir generalización real bajo condiciones caseras. Se implementó un pipeline de preprocesamiento (resize, ecualización CLAHE, segmentación por Otsu y limpieza morfológica) seguido de la extracción de seis familias de descriptores: HOG, color en HSV/LAB con momentos estadísticos (media, desviación estándar y asimetría), banco de Gabor multi-orientación, LBP uniforme, matrices GLCM de Haralick en cuatro direcciones y los siete momentos invariantes de Hu. Se entrenaron y compararon cuatro clasificadores (SVM RBF, k-NN, Random Forest y MLP) bajo seis configuraciones de descriptores, con validación cruzada 5-fold y GridSearchCV. El mejor resultado se obtuvo con un Voting ensemble (soft voting) combinando Random Forest, MLP y SVM, usando exclusivamente descriptores de color (HSV/LAB) y de textura (GLCM) en 38 dimensiones. El sistema alcanza 92.8% ± 2.5% de accuracy en validación cruzada 5-fold y 83.3% en el conjunto de test, superando al mejor modelo individual y reduciendo los errores en la clase hematita (F1 = 0.82 vs 0.67 del modelo base). Los errores principales se concentran en confusiones entre pirita y cuarzo, minerales que comparten brillo metálico.</w:t>
-      </w:r>
-    </w:p>
-    <w:p>
-      <w:r>
-        <w:rPr>
-          <w:rFonts w:ascii="Times New Roman" w:hAnsi="Times New Roman"/>
-          <w:b/>
-          <w:i w:val="0"/>
-          <w:sz w:val="26"/>
-        </w:rPr>
-        <w:t>1. Introducción</w:t>
+        <w:t>En la Tarea 1 se trabajó a nivel de píxel: histogramas, espacios de color y morfología matemática para transformar intensidades en variables físicas discriminantes. En esta Tarea 2 damos un paso más: entrenamos un sistema completo de visión por computador capaz de reconocer y clasificar objetos reales —en este caso, cuatro minerales— a partir de descriptores extraídos manualmente de la imagen y de clasificadores clásicos de aprendizaje supervisado. Un clasificador es tan bueno como las características que recibe, y esas características son tan buenas como el preprocesamiento que las precede; por eso el trabajo se estructura en dos etapas complementarias: (i) un taller práctico y conceptual de filtrado espacial y frecuencial (Parte 1, 30% de la nota) que justifica cada decisión del pipeline con métricas objetivas (PSNR, SSIM) y respuestas conceptuales, y (ii) el proyecto de clasificación propiamente dicho (Parte 2, 70%), con banco de imágenes, descriptores, comparativa de modelos, métricas rigurosas, análisis de errores y una aplicación gráfica de despliegue.</w:t>
       </w:r>
     </w:p>
     <w:p>
       <w:pPr>
+        <w:spacing w:before="0" w:after="40" w:line="240" w:lineRule="auto"/>
+        <w:ind w:firstLine="227"/>
         <w:jc w:val="both"/>
       </w:pPr>
       <w:r>
         <w:rPr>
-          <w:rFonts w:ascii="Times New Roman" w:hAnsi="Times New Roman"/>
+          <w:rFonts w:ascii="Times New Roman" w:hAnsi="Times New Roman" w:cs="Times New Roman" w:eastAsia="Times New Roman"/>
           <w:b w:val="0"/>
           <w:i w:val="0"/>
+          <w:caps w:val="0"/>
           <w:sz w:val="24"/>
         </w:rPr>
-        <w:t>La identificación visual de minerales es una tarea fundamental en geología, gemología y educación científica. Tradicionalmente depende de expertos humanos que evalúan propiedades ópticas como color, brillo, hábito cristalino y textura. Un sistema de visión por computador que codifique estas propiedades en vectores de características podría aproximar la decisión humana, automatizar procesos de catalogación y servir como herramienta pedagógica interactiva.</w:t>
+        <w:t>La identificación visual de minerales es una tarea fundamental en geología, gemología y educación científica. Tradicionalmente depende de expertos humanos que evalúan propiedades ópticas como color, brillo, hábito cristalino y textura. Un sistema de visión que codifique estas propiedades en vectores de características podría aproximar la decisión humana, automatizar procesos de catalogación y servir como herramienta pedagógica. En este proyecto los cuatro minerales seleccionados —cuarzo, pirita, malaquita y hematita— se eligieron por ser visualmente muy distintos entre sí y por estar disponibles comercialmente en la región.</w:t>
       </w:r>
     </w:p>
     <w:p>
       <w:pPr>
+        <w:spacing w:before="0" w:after="40" w:line="240" w:lineRule="auto"/>
+        <w:ind w:firstLine="227"/>
         <w:jc w:val="both"/>
       </w:pPr>
       <w:r>
         <w:rPr>
-          <w:rFonts w:ascii="Times New Roman" w:hAnsi="Times New Roman"/>
+          <w:rFonts w:ascii="Times New Roman" w:hAnsi="Times New Roman" w:cs="Times New Roman" w:eastAsia="Times New Roman"/>
           <w:b w:val="0"/>
           <w:i w:val="0"/>
+          <w:caps w:val="0"/>
           <w:sz w:val="24"/>
         </w:rPr>
-        <w:t>Este proyecto se enmarca en el taller de Procesamiento Digital de Imágenes y aborda el problema de clasificación multi-clase supervisada con cuatro categorías mineralógicas: cuarzo, pirita, malaquita y hematita. Los cuatro minerales fueron seleccionados por ser visualmente muy distintos entre sí y por estar disponibles comercialmente en la región.</w:t>
+        <w:t>El trabajo tiene tres objetivos concretos: (1) construir un banco con al menos 60 muestras por clase combinando fuentes públicas y capturas propias; (2) implementar un pipeline completo de preprocesamiento, extracción de características y clasificación, comparando al menos cuatro algoritmos; (3) evaluar el sistema con métricas robustas, diagnosticar los errores y desplegar el resultado en una aplicación con interfaz gráfica. El resto del artículo se organiza así: la Sección II presenta el marco teórico (filtros y descriptores); la Sección III describe la metodología (banco, preprocesamiento, descriptores, experimentos E1–E5 y métricas); la Sección IV reporta los resultados; la Sección V discute los hallazgos y responde las preguntas conceptuales 2.1–2.4; finalmente, la Sección VI resume la aplicación gráfica y las conclusiones.</w:t>
       </w:r>
     </w:p>
     <w:p>
       <w:pPr>
+        <w:spacing w:before="120" w:after="40"/>
+        <w:jc w:val="center"/>
+      </w:pPr>
+      <w:r>
+        <w:rPr>
+          <w:rFonts w:ascii="Times New Roman" w:hAnsi="Times New Roman" w:cs="Times New Roman" w:eastAsia="Times New Roman"/>
+          <w:b/>
+          <w:i w:val="0"/>
+          <w:caps w:val="0"/>
+          <w:sz w:val="24"/>
+        </w:rPr>
+        <w:t>II. MARCO TEÓRICO</w:t>
+      </w:r>
+    </w:p>
+    <w:p>
+      <w:pPr>
+        <w:spacing w:before="80" w:after="40"/>
+        <w:jc w:val="left"/>
+      </w:pPr>
+      <w:r>
+        <w:rPr>
+          <w:rFonts w:ascii="Times New Roman" w:hAnsi="Times New Roman" w:cs="Times New Roman" w:eastAsia="Times New Roman"/>
+          <w:b/>
+          <w:i/>
+          <w:caps w:val="0"/>
+          <w:sz w:val="24"/>
+        </w:rPr>
+        <w:t>A. Filtros digitales</w:t>
+      </w:r>
+    </w:p>
+    <w:p>
+      <w:pPr>
+        <w:spacing w:before="0" w:after="40" w:line="240" w:lineRule="auto"/>
+        <w:ind w:firstLine="227"/>
         <w:jc w:val="both"/>
       </w:pPr>
       <w:r>
         <w:rPr>
-          <w:rFonts w:ascii="Times New Roman" w:hAnsi="Times New Roman"/>
+          <w:rFonts w:ascii="Times New Roman" w:hAnsi="Times New Roman" w:cs="Times New Roman" w:eastAsia="Times New Roman"/>
           <w:b w:val="0"/>
           <w:i w:val="0"/>
+          <w:caps w:val="0"/>
           <w:sz w:val="24"/>
         </w:rPr>
-        <w:t>El trabajo tiene tres objetivos:</w:t>
+        <w:t>La convolución 2D es la operación central del filtrado espacial: cada píxel de salida es una suma ponderada de sus vecinos, donde los pesos los define el kernel h(s,t) [1]. En el taller se implementó la convolución manual con dos ciclos y se comparó contra cv2.filter2D, hallando errores del orden de 10⁻¹² para los tres tipos de borde. Los filtros paso bajo atenuían ruido y detalle fino (media, Gaussiano con σ=1.0, mediana, bilateral); los detectores de borde responden a cambios bruscos de intensidad (Roberts, Prewitt, Sobel, Scharr, Laplaciano 4 y 8 vecinos, LoG, DoG y Canny con doble umbral e histéresis); los filtros frecuenciales (Ideal, Butterworth con n=1,2,4 y Gaussiano) operan multiplicando la FFT de la imagen por una máscara H(u,v) centrada con fftshift; finalmente, el banco de filtros direccionales de Gabor —sinusoide modulada por una envolvente Gaussiana— responde fuertemente a texturas con orientación θ y frecuencia 1/λ concretas. Los resultados PSNR/SSIM del taller justifican la elección del Gaussiano 5×5 σ=1.0 como filtro de suavizado en el pipeline de la Parte 2.</w:t>
       </w:r>
     </w:p>
     <w:p>
       <w:pPr>
-        <w:pStyle w:val="ListBullet"/>
+        <w:spacing w:before="80" w:after="40"/>
+        <w:jc w:val="left"/>
       </w:pPr>
       <w:r>
         <w:rPr>
-          <w:rFonts w:ascii="Times New Roman" w:hAnsi="Times New Roman"/>
+          <w:rFonts w:ascii="Times New Roman" w:hAnsi="Times New Roman" w:cs="Times New Roman" w:eastAsia="Times New Roman"/>
+          <w:b/>
+          <w:i/>
+          <w:caps w:val="0"/>
           <w:sz w:val="24"/>
         </w:rPr>
-        <w:t>Construir un banco de imágenes con al menos 60 muestras por clase, combinando fuentes públicas y capturas propias con celular.</w:t>
+        <w:t>B. Descriptores de imagen</w:t>
       </w:r>
     </w:p>
     <w:p>
       <w:pPr>
-        <w:pStyle w:val="ListBullet"/>
+        <w:spacing w:before="0" w:after="40" w:line="240" w:lineRule="auto"/>
+        <w:ind w:firstLine="227"/>
+        <w:jc w:val="both"/>
       </w:pPr>
       <w:r>
         <w:rPr>
-          <w:rFonts w:ascii="Times New Roman" w:hAnsi="Times New Roman"/>
+          <w:rFonts w:ascii="Times New Roman" w:hAnsi="Times New Roman" w:cs="Times New Roman" w:eastAsia="Times New Roman"/>
+          <w:b w:val="0"/>
+          <w:i w:val="0"/>
+          <w:caps w:val="0"/>
           <w:sz w:val="24"/>
         </w:rPr>
-        <w:t>Implementar un pipeline completo de preprocesamiento, extracción de características y clasificación, comparando al menos cuatro algoritmos.</w:t>
+        <w:t>Sobre cada región de interés se concatenan siete familias de descriptores (Tabla I), todas con significado geométrico o fotométrico claro. El HOG de skimage (orientations=9, cells=16×16, blocks=2×2) produce 1764 dimensiones [5]. El color se codifica con media, desviación estándar y asimetría (skewness de Fisher) por canal en HSV y LAB (18 dimensiones), aprovechando que HSV es aproximadamente invariante al brillo y LAB es perceptualmente uniforme. El banco de Gabor muestrea 4 orientaciones (0°, 45°, 90°, 135°) por 2 longitudes de onda y conserva media y desviación (16 dims). El LBP uniforme con P=8, R=1 entrega un histograma de 10 bins invariante a iluminación monótona [3]. La matriz GLCM se calcula en 4 direcciones y se extraen 5 propiedades de Haralick (contraste, disimilitud, homogeneidad, energía, correlación) —20 dims [2]—. Por último, los siete momentos invariantes de Hu capturan forma con invariancia total a traslación, escala y rotación [4]. La concatenación completa (E2b) totaliza 1835 dimensiones.</w:t>
       </w:r>
     </w:p>
     <w:p>
       <w:pPr>
-        <w:pStyle w:val="ListBullet"/>
+        <w:spacing w:before="80" w:after="40"/>
+        <w:jc w:val="center"/>
       </w:pPr>
       <w:r>
         <w:rPr>
-          <w:rFonts w:ascii="Times New Roman" w:hAnsi="Times New Roman"/>
-          <w:sz w:val="24"/>
-        </w:rPr>
-        <w:t>Evaluar el sistema con métricas robustas (matriz de confusión, F1, ROC) y diagnosticar los errores.</w:t>
-      </w:r>
-    </w:p>
-    <w:p>
-      <w:r>
-        <w:rPr>
-          <w:rFonts w:ascii="Times New Roman" w:hAnsi="Times New Roman"/>
+          <w:rFonts w:ascii="Times New Roman" w:hAnsi="Times New Roman" w:cs="Times New Roman" w:eastAsia="Times New Roman"/>
           <w:b/>
           <w:i w:val="0"/>
-          <w:sz w:val="26"/>
+          <w:caps w:val="0"/>
+          <w:sz w:val="20"/>
         </w:rPr>
-        <w:t>2. Marco teórico</w:t>
-      </w:r>
-    </w:p>
-    <w:p>
-      <w:r>
-        <w:rPr>
-          <w:rFonts w:ascii="Times New Roman" w:hAnsi="Times New Roman"/>
-          <w:b/>
-          <w:i/>
-          <w:sz w:val="24"/>
-        </w:rPr>
-        <w:t>2.1. Preprocesamiento</w:t>
+        <w:t>TABLA I</w:t>
       </w:r>
     </w:p>
     <w:p>
       <w:pPr>
-        <w:jc w:val="both"/>
-      </w:pPr>
-      <w:r>
-        <w:rPr>
-          <w:rFonts w:ascii="Times New Roman" w:hAnsi="Times New Roman"/>
-          <w:b w:val="0"/>
-          <w:i w:val="0"/>
-          <w:sz w:val="24"/>
-        </w:rPr>
-        <w:t>Las imágenes crudas contienen variaciones de iluminación, escala y pose que no aportan información discriminante. Aplicamos: resize bicúbico a 128×128, filtro Gaussiano (5×5, σ=1.0) para atenuar ruido, CLAHE sobre el canal L del espacio LAB (clip=2.0, tile=8×8) para ecualización local robusta, segmentación por Otsu sobre el canal gris para obtener la máscara binaria, y limpieza morfológica (apertura + cierre con kernel 3×3 elíptico).</w:t>
-      </w:r>
-    </w:p>
-    <w:p>
-      <w:r>
-        <w:rPr>
-          <w:rFonts w:ascii="Times New Roman" w:hAnsi="Times New Roman"/>
-          <w:b/>
-          <w:i/>
-          <w:sz w:val="24"/>
-        </w:rPr>
-        <w:t>2.2. Descriptores</w:t>
-      </w:r>
-    </w:p>
-    <w:p>
-      <w:pPr>
-        <w:jc w:val="both"/>
-      </w:pPr>
-      <w:r>
-        <w:rPr>
-          <w:rFonts w:ascii="Times New Roman" w:hAnsi="Times New Roman"/>
-          <w:b w:val="0"/>
-          <w:i w:val="0"/>
-          <w:sz w:val="24"/>
-        </w:rPr>
-        <w:t>Codificamos seis familias de descriptores, cada una capturando un aspecto distinto de la apariencia mineral.</w:t>
-      </w:r>
-    </w:p>
-    <w:p>
-      <w:pPr>
-        <w:jc w:val="both"/>
-      </w:pPr>
-      <w:r>
-        <w:rPr>
-          <w:rFonts w:ascii="Times New Roman" w:hAnsi="Times New Roman"/>
-          <w:b/>
-          <w:i w:val="0"/>
-          <w:sz w:val="24"/>
-        </w:rPr>
-        <w:t>HOG (Histogram of Oriented Gradients).</w:t>
-      </w:r>
-    </w:p>
-    <w:p>
-      <w:pPr>
-        <w:jc w:val="both"/>
-      </w:pPr>
-      <w:r>
-        <w:rPr>
-          <w:rFonts w:ascii="Times New Roman" w:hAnsi="Times New Roman"/>
-          <w:b w:val="0"/>
-          <w:i w:val="0"/>
-          <w:sz w:val="24"/>
-        </w:rPr>
-        <w:t>Divide la imagen en celdas (16×16) y acumula gradientes orientados en 9 bins, normalizando por bloques de 2×2 celdas. Robusto a traslación y, parcialmente, a iluminación. Produce 1764 dimensiones [1].</w:t>
-      </w:r>
-    </w:p>
-    <w:p>
-      <w:pPr>
-        <w:jc w:val="both"/>
-      </w:pPr>
-      <w:r>
-        <w:rPr>
-          <w:rFonts w:ascii="Times New Roman" w:hAnsi="Times New Roman"/>
-          <w:b/>
-          <w:i w:val="0"/>
-          <w:sz w:val="24"/>
-        </w:rPr>
-        <w:t>Color (HSV + LAB).</w:t>
-      </w:r>
-    </w:p>
-    <w:p>
-      <w:pPr>
-        <w:jc w:val="both"/>
-      </w:pPr>
-      <w:r>
-        <w:rPr>
-          <w:rFonts w:ascii="Times New Roman" w:hAnsi="Times New Roman"/>
-          <w:b w:val="0"/>
-          <w:i w:val="0"/>
-          <w:sz w:val="24"/>
-        </w:rPr>
-        <w:t>Calculamos media, desviación estándar y asimetría (skewness de Fisher) por canal de los espacios HSV (Hue, Saturation, Value) y LAB (Lightness, a, b). HSV es aproximadamente invariante al brillo; LAB es perceptualmente uniforme. Produce 18 dimensiones.</w:t>
-      </w:r>
-    </w:p>
-    <w:p>
-      <w:pPr>
-        <w:jc w:val="both"/>
-      </w:pPr>
-      <w:r>
-        <w:rPr>
-          <w:rFonts w:ascii="Times New Roman" w:hAnsi="Times New Roman"/>
-          <w:b/>
-          <w:i w:val="0"/>
-          <w:sz w:val="24"/>
-        </w:rPr>
-        <w:t>Banco de Gabor.</w:t>
-      </w:r>
-    </w:p>
-    <w:p>
-      <w:pPr>
-        <w:jc w:val="both"/>
-      </w:pPr>
-      <w:r>
-        <w:rPr>
-          <w:rFonts w:ascii="Times New Roman" w:hAnsi="Times New Roman"/>
-          <w:b w:val="0"/>
-          <w:i w:val="0"/>
-          <w:sz w:val="24"/>
-        </w:rPr>
-        <w:t>Filtros pasa-banda sinusoidales modulados por una Gaussiana, muestreados a 4 orientaciones (0°, 45°, 90°, 135°) × 2 longitudes de onda (8, 16). Por cada respuesta calculamos media y desviación estándar. Produce 16 dimensiones.</w:t>
-      </w:r>
-    </w:p>
-    <w:p>
-      <w:pPr>
-        <w:jc w:val="both"/>
-      </w:pPr>
-      <w:r>
-        <w:rPr>
-          <w:rFonts w:ascii="Times New Roman" w:hAnsi="Times New Roman"/>
-          <w:b/>
-          <w:i w:val="0"/>
-          <w:sz w:val="24"/>
-        </w:rPr>
-        <w:t>LBP uniforme (Local Binary Patterns).</w:t>
-      </w:r>
-    </w:p>
-    <w:p>
-      <w:pPr>
-        <w:jc w:val="both"/>
-      </w:pPr>
-      <w:r>
-        <w:rPr>
-          <w:rFonts w:ascii="Times New Roman" w:hAnsi="Times New Roman"/>
-          <w:b w:val="0"/>
-          <w:i w:val="0"/>
-          <w:sz w:val="24"/>
-        </w:rPr>
-        <w:t>Patrones binarios locales en vecindarios circulares (P=8, R=1). El histograma de los códigos uniformes (10 bins) es invariante a cambios de brillo monótonos y a rotación. Produce 10 dimensiones [3].</w:t>
-      </w:r>
-    </w:p>
-    <w:p>
-      <w:pPr>
-        <w:jc w:val="both"/>
-      </w:pPr>
-      <w:r>
-        <w:rPr>
-          <w:rFonts w:ascii="Times New Roman" w:hAnsi="Times New Roman"/>
-          <w:b/>
-          <w:i w:val="0"/>
-          <w:sz w:val="24"/>
-        </w:rPr>
-        <w:t>GLCM / Haralick.</w:t>
-      </w:r>
-    </w:p>
-    <w:p>
-      <w:pPr>
-        <w:jc w:val="both"/>
-      </w:pPr>
-      <w:r>
-        <w:rPr>
-          <w:rFonts w:ascii="Times New Roman" w:hAnsi="Times New Roman"/>
-          <w:b w:val="0"/>
-          <w:i w:val="0"/>
-          <w:sz w:val="24"/>
-        </w:rPr>
-        <w:t>Matriz de co-ocurrencia de niveles de gris cuantizados (32 niveles), calculada en 4 direcciones (0°, 45°, 90°, 135°). De cada matriz se extraen 5 propiedades de Haralick (contraste, disimilitud, homogeneidad, energía, correlación). Produce 20 dimensiones [2].</w:t>
-      </w:r>
-    </w:p>
-    <w:p>
-      <w:pPr>
-        <w:jc w:val="both"/>
-      </w:pPr>
-      <w:r>
-        <w:rPr>
-          <w:rFonts w:ascii="Times New Roman" w:hAnsi="Times New Roman"/>
-          <w:b/>
-          <w:i w:val="0"/>
-          <w:sz w:val="24"/>
-        </w:rPr>
-        <w:t>Momentos de Hu.</w:t>
-      </w:r>
-    </w:p>
-    <w:p>
-      <w:pPr>
-        <w:jc w:val="both"/>
-      </w:pPr>
-      <w:r>
-        <w:rPr>
-          <w:rFonts w:ascii="Times New Roman" w:hAnsi="Times New Roman"/>
-          <w:b w:val="0"/>
-          <w:i w:val="0"/>
-          <w:sz w:val="24"/>
-        </w:rPr>
-        <w:t>Siete invariantes derivados de los momentos centrales de la región segmentada, invariantes a traslación, escala y rotación [4]. Aplicados al contorno externo de la máscara binaria. Produce 7 dimensiones. Este descriptor es requerido explícitamente por la rúbrica del taller para capturar información de forma.</w:t>
-      </w:r>
-    </w:p>
-    <w:p>
-      <w:r>
-        <w:rPr>
-          <w:rFonts w:ascii="Times New Roman" w:hAnsi="Times New Roman"/>
-          <w:b/>
-          <w:i/>
-          <w:sz w:val="24"/>
-        </w:rPr>
-        <w:t>2.3. Clasificadores</w:t>
-      </w:r>
-    </w:p>
-    <w:p>
-      <w:pPr>
-        <w:pStyle w:val="ListBullet"/>
-      </w:pPr>
-      <w:r>
-        <w:rPr>
-          <w:rFonts w:ascii="Times New Roman" w:hAnsi="Times New Roman"/>
-          <w:sz w:val="24"/>
-        </w:rPr>
-        <w:t>SVM (Support Vector Machine) con kernel RBF (C=10, γ=scale).</w:t>
-      </w:r>
-    </w:p>
-    <w:p>
-      <w:pPr>
-        <w:pStyle w:val="ListBullet"/>
-      </w:pPr>
-      <w:r>
-        <w:rPr>
-          <w:rFonts w:ascii="Times New Roman" w:hAnsi="Times New Roman"/>
-          <w:sz w:val="24"/>
-        </w:rPr>
-        <w:t>k-NN (k-Nearest Neighbors) con k=5 y métrica euclidiana.</w:t>
-      </w:r>
-    </w:p>
-    <w:p>
-      <w:pPr>
-        <w:pStyle w:val="ListBullet"/>
-      </w:pPr>
-      <w:r>
-        <w:rPr>
-          <w:rFonts w:ascii="Times New Roman" w:hAnsi="Times New Roman"/>
-          <w:sz w:val="24"/>
-        </w:rPr>
-        <w:t>Random Forest con 100 árboles (max_depth óptimo=10 según GridSearchCV).</w:t>
-      </w:r>
-    </w:p>
-    <w:p>
-      <w:pPr>
-        <w:pStyle w:val="ListBullet"/>
-      </w:pPr>
-      <w:r>
-        <w:rPr>
-          <w:rFonts w:ascii="Times New Roman" w:hAnsi="Times New Roman"/>
-          <w:sz w:val="24"/>
-        </w:rPr>
-        <w:t>MLP (Multi-Layer Perceptron) con tres capas ocultas (128, 64, 32), activación ReLU, optimizador Adam, early stopping.</w:t>
-      </w:r>
-    </w:p>
-    <w:p>
-      <w:pPr>
-        <w:pStyle w:val="ListBullet"/>
-      </w:pPr>
-      <w:r>
-        <w:rPr>
-          <w:rFonts w:ascii="Times New Roman" w:hAnsi="Times New Roman"/>
-          <w:sz w:val="24"/>
-        </w:rPr>
-        <w:t>Voting ensemble (soft voting) combinando Random Forest + MLP + SVM.</w:t>
-      </w:r>
-    </w:p>
-    <w:p>
-      <w:r>
-        <w:rPr>
-          <w:rFonts w:ascii="Times New Roman" w:hAnsi="Times New Roman"/>
-          <w:b/>
-          <w:i/>
-          <w:sz w:val="24"/>
-        </w:rPr>
-        <w:t>2.4. Métricas de evaluación</w:t>
-      </w:r>
-    </w:p>
-    <w:p>
-      <w:pPr>
-        <w:jc w:val="both"/>
-      </w:pPr>
-      <w:r>
-        <w:rPr>
-          <w:rFonts w:ascii="Times New Roman" w:hAnsi="Times New Roman"/>
-          <w:b w:val="0"/>
-          <w:i w:val="0"/>
-          <w:sz w:val="24"/>
-        </w:rPr>
-        <w:t>Accuracy, precisión, recall y F1-score (macro y weighted), matriz de confusión normalizada por clase, curvas ROC one-vs-rest con AUC, validación cruzada estratificada 5-fold, GridSearchCV para ajuste de hiperparámetros y análisis visual de errores.</w:t>
-      </w:r>
-    </w:p>
-    <w:p>
-      <w:r>
-        <w:rPr>
-          <w:rFonts w:ascii="Times New Roman" w:hAnsi="Times New Roman"/>
-          <w:b/>
-          <w:i w:val="0"/>
-          <w:sz w:val="26"/>
-        </w:rPr>
-        <w:t>3. Metodología</w:t>
-      </w:r>
-    </w:p>
-    <w:p>
-      <w:r>
-        <w:rPr>
-          <w:rFonts w:ascii="Times New Roman" w:hAnsi="Times New Roman"/>
-          <w:b/>
-          <w:i/>
-          <w:sz w:val="24"/>
-        </w:rPr>
-        <w:t>3.1. Banco de imágenes</w:t>
-      </w:r>
-    </w:p>
-    <w:p>
-      <w:pPr>
-        <w:jc w:val="both"/>
-      </w:pPr>
-      <w:r>
-        <w:rPr>
-          <w:rFonts w:ascii="Times New Roman" w:hAnsi="Times New Roman"/>
-          <w:b w:val="0"/>
-          <w:i w:val="0"/>
-          <w:sz w:val="24"/>
-        </w:rPr>
-        <w:t>El banco combina dos fuentes:</w:t>
-      </w:r>
-    </w:p>
-    <w:p>
-      <w:pPr>
-        <w:pStyle w:val="ListBullet"/>
-      </w:pPr>
-      <w:r>
-        <w:rPr>
-          <w:rFonts w:ascii="Times New Roman" w:hAnsi="Times New Roman"/>
-          <w:sz w:val="24"/>
-        </w:rPr>
-        <w:t>Dataset público tedqc/mineral-dataset (HuggingFace, 62.100 imágenes, 781 clases, licencia CC0). Se descargaron 11 archivos parquet (~2.4 GB) y se filtraron las 4 clases objetivo, extrayendo 60 imágenes por clase (240 totales).</w:t>
-      </w:r>
-    </w:p>
-    <w:p>
-      <w:pPr>
-        <w:pStyle w:val="ListBullet"/>
-      </w:pPr>
-      <w:r>
-        <w:rPr>
-          <w:rFonts w:ascii="Times New Roman" w:hAnsi="Times New Roman"/>
-          <w:sz w:val="24"/>
-        </w:rPr>
-        <w:t>Fotografías propias con celular, sobre cartulina blanca, luz natural de ventana sin flash, distancia 25–30 cm perpendicular. Se capturarán 12 imágenes adicionales por clase para reemplazar parte del test set.</w:t>
-      </w:r>
-    </w:p>
-    <w:p>
-      <w:pPr>
-        <w:jc w:val="both"/>
-      </w:pPr>
-      <w:r>
-        <w:rPr>
-          <w:rFonts w:ascii="Times New Roman" w:hAnsi="Times New Roman"/>
-          <w:b w:val="0"/>
-          <w:i w:val="0"/>
-          <w:sz w:val="24"/>
-        </w:rPr>
-        <w:t>Distribución estratificada: 42 train + 9 val + 9 test por clase. Sobre el train se aplicó augmentation (rotación ±15°, flip horizontal, brillo ±25, contraste 0.8–1.2, ruido gaussiano σ∈[3,12], compresión JPEG 50–85) hasta alcanzar 90 imágenes por clase, robusteciendo el modelo ante fotos caseras.</w:t>
-      </w:r>
-    </w:p>
-    <w:p>
-      <w:r>
-        <w:rPr>
-          <w:rFonts w:ascii="Times New Roman" w:hAnsi="Times New Roman"/>
-          <w:b/>
-          <w:i/>
-          <w:sz w:val="24"/>
-        </w:rPr>
-        <w:t>3.2. Pipeline de procesamiento</w:t>
-      </w:r>
-    </w:p>
-    <w:p>
-      <w:pPr>
-        <w:jc w:val="both"/>
-      </w:pPr>
-      <w:r>
-        <w:rPr>
-          <w:rFonts w:ascii="Times New Roman" w:hAnsi="Times New Roman"/>
-          <w:b w:val="0"/>
-          <w:i w:val="0"/>
-          <w:sz w:val="24"/>
-        </w:rPr>
-        <w:t>La pipeline completa es: (1) imagen BGR → resize 128×128 → Gaussiano 5×5 σ=1.0; (2) CLAHE en L de LAB → Otsu sobre gris → limpieza morfológica (apertura + cierre 3×3); (3) extracción de descriptores: HOG (1764) + Color HSV/LAB (18) + Gabor (16) + LBP (10) + GLCM (20) + Hu Moments (7) = 1835 dimensiones totales; (4) StandardScaler ajustado SOLO con train; (5) clasificador (RF / MLP / SVM / Voting ensemble).</w:t>
-      </w:r>
-    </w:p>
-    <w:p>
-      <w:r>
-        <w:rPr>
-          <w:rFonts w:ascii="Times New Roman" w:hAnsi="Times New Roman"/>
-          <w:b/>
-          <w:i/>
-          <w:sz w:val="24"/>
-        </w:rPr>
-        <w:t>3.3. Diseño experimental</w:t>
-      </w:r>
-    </w:p>
-    <w:p>
-      <w:pPr>
-        <w:jc w:val="both"/>
-      </w:pPr>
-      <w:r>
-        <w:rPr>
-          <w:rFonts w:ascii="Times New Roman" w:hAnsi="Times New Roman"/>
-          <w:b w:val="0"/>
-          <w:i w:val="0"/>
-          <w:sz w:val="24"/>
-        </w:rPr>
-        <w:t>Se diseñaron seis experimentos variando las familias de descriptores usadas (E1–E5). Cada combinación se evaluó con los cuatro clasificadores usando validación cruzada 5-fold sobre el train set, y se reportó accuracy y F1 macro sobre el test set (nunca visto durante CV). Adicionalmente se aplicó GridSearchCV sobre los hiperparámetros de Random Forest y MLP, y se construyó un Voting ensemble (soft voting) con los tres mejores modelos.</w:t>
-      </w:r>
-    </w:p>
-    <w:p>
-      <w:pPr>
-        <w:jc w:val="center"/>
-      </w:pPr>
-      <w:r>
-        <w:rPr>
-          <w:rFonts w:ascii="Times New Roman" w:hAnsi="Times New Roman"/>
-          <w:b/>
-          <w:i/>
-          <w:sz w:val="20"/>
-        </w:rPr>
-        <w:t>Tabla 1: Configuraciones de descriptores evaluadas (E1–E5).</w:t>
-      </w:r>
-    </w:p>
-    <w:tbl>
-      <w:tblPr>
-        <w:tblStyle w:val="LightGrid-Accent1"/>
-        <w:tblW w:type="auto" w:w="0"/>
-        <w:jc w:val="center"/>
-        <w:tblLook w:firstColumn="1" w:firstRow="1" w:lastColumn="0" w:lastRow="0" w:noHBand="0" w:noVBand="1" w:val="04A0"/>
-      </w:tblPr>
-      <w:tblGrid>
-        <w:gridCol w:w="3600"/>
-        <w:gridCol w:w="3600"/>
-        <w:gridCol w:w="3600"/>
-      </w:tblGrid>
-      <w:tr>
-        <w:tc>
-          <w:tcPr>
-            <w:tcW w:type="dxa" w:w="3600"/>
-          </w:tcPr>
-          <w:p>
-            <w:pPr>
-              <w:jc w:val="center"/>
-            </w:pPr>
-            <w:r/>
-            <w:r>
-              <w:rPr>
-                <w:rFonts w:ascii="Times New Roman" w:hAnsi="Times New Roman"/>
-                <w:b/>
-                <w:sz w:val="20"/>
-              </w:rPr>
-              <w:t>Experimento</w:t>
-            </w:r>
-          </w:p>
-        </w:tc>
-        <w:tc>
-          <w:tcPr>
-            <w:tcW w:type="dxa" w:w="3600"/>
-          </w:tcPr>
-          <w:p>
-            <w:pPr>
-              <w:jc w:val="center"/>
-            </w:pPr>
-            <w:r/>
-            <w:r>
-              <w:rPr>
-                <w:rFonts w:ascii="Times New Roman" w:hAnsi="Times New Roman"/>
-                <w:b/>
-                <w:sz w:val="20"/>
-              </w:rPr>
-              <w:t>Descriptores</w:t>
-            </w:r>
-          </w:p>
-        </w:tc>
-        <w:tc>
-          <w:tcPr>
-            <w:tcW w:type="dxa" w:w="3600"/>
-          </w:tcPr>
-          <w:p>
-            <w:pPr>
-              <w:jc w:val="center"/>
-            </w:pPr>
-            <w:r/>
-            <w:r>
-              <w:rPr>
-                <w:rFonts w:ascii="Times New Roman" w:hAnsi="Times New Roman"/>
-                <w:b/>
-                <w:sz w:val="20"/>
-              </w:rPr>
-              <w:t>Dimensiones</w:t>
-            </w:r>
-          </w:p>
-        </w:tc>
-      </w:tr>
-      <w:tr>
-        <w:tc>
-          <w:tcPr>
-            <w:tcW w:type="dxa" w:w="3600"/>
-          </w:tcPr>
-          <w:p>
-            <w:pPr>
-              <w:jc w:val="center"/>
-            </w:pPr>
-            <w:r/>
-            <w:r>
-              <w:rPr>
-                <w:rFonts w:ascii="Times New Roman" w:hAnsi="Times New Roman"/>
-                <w:sz w:val="20"/>
-              </w:rPr>
-              <w:t>E1</w:t>
-            </w:r>
-          </w:p>
-        </w:tc>
-        <w:tc>
-          <w:tcPr>
-            <w:tcW w:type="dxa" w:w="3600"/>
-          </w:tcPr>
-          <w:p>
-            <w:pPr>
-              <w:jc w:val="center"/>
-            </w:pPr>
-            <w:r/>
-            <w:r>
-              <w:rPr>
-                <w:rFonts w:ascii="Times New Roman" w:hAnsi="Times New Roman"/>
-                <w:sz w:val="20"/>
-              </w:rPr>
-              <w:t>HOG</w:t>
-            </w:r>
-          </w:p>
-        </w:tc>
-        <w:tc>
-          <w:tcPr>
-            <w:tcW w:type="dxa" w:w="3600"/>
-          </w:tcPr>
-          <w:p>
-            <w:pPr>
-              <w:jc w:val="center"/>
-            </w:pPr>
-            <w:r/>
-            <w:r>
-              <w:rPr>
-                <w:rFonts w:ascii="Times New Roman" w:hAnsi="Times New Roman"/>
-                <w:sz w:val="20"/>
-              </w:rPr>
-              <w:t>1764</w:t>
-            </w:r>
-          </w:p>
-        </w:tc>
-      </w:tr>
-      <w:tr>
-        <w:tc>
-          <w:tcPr>
-            <w:tcW w:type="dxa" w:w="3600"/>
-          </w:tcPr>
-          <w:p>
-            <w:pPr>
-              <w:jc w:val="center"/>
-            </w:pPr>
-            <w:r/>
-            <w:r>
-              <w:rPr>
-                <w:rFonts w:ascii="Times New Roman" w:hAnsi="Times New Roman"/>
-                <w:sz w:val="20"/>
-              </w:rPr>
-              <w:t>E2</w:t>
-            </w:r>
-          </w:p>
-        </w:tc>
-        <w:tc>
-          <w:tcPr>
-            <w:tcW w:type="dxa" w:w="3600"/>
-          </w:tcPr>
-          <w:p>
-            <w:pPr>
-              <w:jc w:val="center"/>
-            </w:pPr>
-            <w:r/>
-            <w:r>
-              <w:rPr>
-                <w:rFonts w:ascii="Times New Roman" w:hAnsi="Times New Roman"/>
-                <w:sz w:val="20"/>
-              </w:rPr>
-              <w:t>HOG + Color + Gabor + LBP + GLCM</w:t>
-            </w:r>
-          </w:p>
-        </w:tc>
-        <w:tc>
-          <w:tcPr>
-            <w:tcW w:type="dxa" w:w="3600"/>
-          </w:tcPr>
-          <w:p>
-            <w:pPr>
-              <w:jc w:val="center"/>
-            </w:pPr>
-            <w:r/>
-            <w:r>
-              <w:rPr>
-                <w:rFonts w:ascii="Times New Roman" w:hAnsi="Times New Roman"/>
-                <w:sz w:val="20"/>
-              </w:rPr>
-              <w:t>1828</w:t>
-            </w:r>
-          </w:p>
-        </w:tc>
-      </w:tr>
-      <w:tr>
-        <w:tc>
-          <w:tcPr>
-            <w:tcW w:type="dxa" w:w="3600"/>
-          </w:tcPr>
-          <w:p>
-            <w:pPr>
-              <w:jc w:val="center"/>
-            </w:pPr>
-            <w:r/>
-            <w:r>
-              <w:rPr>
-                <w:rFonts w:ascii="Times New Roman" w:hAnsi="Times New Roman"/>
-                <w:sz w:val="20"/>
-              </w:rPr>
-              <w:t>E2b</w:t>
-            </w:r>
-          </w:p>
-        </w:tc>
-        <w:tc>
-          <w:tcPr>
-            <w:tcW w:type="dxa" w:w="3600"/>
-          </w:tcPr>
-          <w:p>
-            <w:pPr>
-              <w:jc w:val="center"/>
-            </w:pPr>
-            <w:r/>
-            <w:r>
-              <w:rPr>
-                <w:rFonts w:ascii="Times New Roman" w:hAnsi="Times New Roman"/>
-                <w:sz w:val="20"/>
-              </w:rPr>
-              <w:t>E2 + Hu Moments</w:t>
-            </w:r>
-          </w:p>
-        </w:tc>
-        <w:tc>
-          <w:tcPr>
-            <w:tcW w:type="dxa" w:w="3600"/>
-          </w:tcPr>
-          <w:p>
-            <w:pPr>
-              <w:jc w:val="center"/>
-            </w:pPr>
-            <w:r/>
-            <w:r>
-              <w:rPr>
-                <w:rFonts w:ascii="Times New Roman" w:hAnsi="Times New Roman"/>
-                <w:sz w:val="20"/>
-              </w:rPr>
-              <w:t>1835</w:t>
-            </w:r>
-          </w:p>
-        </w:tc>
-      </w:tr>
-      <w:tr>
-        <w:tc>
-          <w:tcPr>
-            <w:tcW w:type="dxa" w:w="3600"/>
-          </w:tcPr>
-          <w:p>
-            <w:pPr>
-              <w:jc w:val="center"/>
-            </w:pPr>
-            <w:r/>
-            <w:r>
-              <w:rPr>
-                <w:rFonts w:ascii="Times New Roman" w:hAnsi="Times New Roman"/>
-                <w:sz w:val="20"/>
-              </w:rPr>
-              <w:t>E3</w:t>
-            </w:r>
-          </w:p>
-        </w:tc>
-        <w:tc>
-          <w:tcPr>
-            <w:tcW w:type="dxa" w:w="3600"/>
-          </w:tcPr>
-          <w:p>
-            <w:pPr>
-              <w:jc w:val="center"/>
-            </w:pPr>
-            <w:r/>
-            <w:r>
-              <w:rPr>
-                <w:rFonts w:ascii="Times New Roman" w:hAnsi="Times New Roman"/>
-                <w:sz w:val="20"/>
-              </w:rPr>
-              <w:t>Color + GLCM</w:t>
-            </w:r>
-          </w:p>
-        </w:tc>
-        <w:tc>
-          <w:tcPr>
-            <w:tcW w:type="dxa" w:w="3600"/>
-          </w:tcPr>
-          <w:p>
-            <w:pPr>
-              <w:jc w:val="center"/>
-            </w:pPr>
-            <w:r/>
-            <w:r>
-              <w:rPr>
-                <w:rFonts w:ascii="Times New Roman" w:hAnsi="Times New Roman"/>
-                <w:sz w:val="20"/>
-              </w:rPr>
-              <w:t>38</w:t>
-            </w:r>
-          </w:p>
-        </w:tc>
-      </w:tr>
-      <w:tr>
-        <w:tc>
-          <w:tcPr>
-            <w:tcW w:type="dxa" w:w="3600"/>
-          </w:tcPr>
-          <w:p>
-            <w:pPr>
-              <w:jc w:val="center"/>
-            </w:pPr>
-            <w:r/>
-            <w:r>
-              <w:rPr>
-                <w:rFonts w:ascii="Times New Roman" w:hAnsi="Times New Roman"/>
-                <w:sz w:val="20"/>
-              </w:rPr>
-              <w:t>E3b</w:t>
-            </w:r>
-          </w:p>
-        </w:tc>
-        <w:tc>
-          <w:tcPr>
-            <w:tcW w:type="dxa" w:w="3600"/>
-          </w:tcPr>
-          <w:p>
-            <w:pPr>
-              <w:jc w:val="center"/>
-            </w:pPr>
-            <w:r/>
-            <w:r>
-              <w:rPr>
-                <w:rFonts w:ascii="Times New Roman" w:hAnsi="Times New Roman"/>
-                <w:sz w:val="20"/>
-              </w:rPr>
-              <w:t>E3 + Hu</w:t>
-            </w:r>
-          </w:p>
-        </w:tc>
-        <w:tc>
-          <w:tcPr>
-            <w:tcW w:type="dxa" w:w="3600"/>
-          </w:tcPr>
-          <w:p>
-            <w:pPr>
-              <w:jc w:val="center"/>
-            </w:pPr>
-            <w:r/>
-            <w:r>
-              <w:rPr>
-                <w:rFonts w:ascii="Times New Roman" w:hAnsi="Times New Roman"/>
-                <w:sz w:val="20"/>
-              </w:rPr>
-              <w:t>45</w:t>
-            </w:r>
-          </w:p>
-        </w:tc>
-      </w:tr>
-      <w:tr>
-        <w:tc>
-          <w:tcPr>
-            <w:tcW w:type="dxa" w:w="3600"/>
-          </w:tcPr>
-          <w:p>
-            <w:pPr>
-              <w:jc w:val="center"/>
-            </w:pPr>
-            <w:r/>
-            <w:r>
-              <w:rPr>
-                <w:rFonts w:ascii="Times New Roman" w:hAnsi="Times New Roman"/>
-                <w:sz w:val="20"/>
-              </w:rPr>
-              <w:t>E5</w:t>
-            </w:r>
-          </w:p>
-        </w:tc>
-        <w:tc>
-          <w:tcPr>
-            <w:tcW w:type="dxa" w:w="3600"/>
-          </w:tcPr>
-          <w:p>
-            <w:pPr>
-              <w:jc w:val="center"/>
-            </w:pPr>
-            <w:r/>
-            <w:r>
-              <w:rPr>
-                <w:rFonts w:ascii="Times New Roman" w:hAnsi="Times New Roman"/>
-                <w:sz w:val="20"/>
-              </w:rPr>
-              <w:t>solo Hu</w:t>
-            </w:r>
-          </w:p>
-        </w:tc>
-        <w:tc>
-          <w:tcPr>
-            <w:tcW w:type="dxa" w:w="3600"/>
-          </w:tcPr>
-          <w:p>
-            <w:pPr>
-              <w:jc w:val="center"/>
-            </w:pPr>
-            <w:r/>
-            <w:r>
-              <w:rPr>
-                <w:rFonts w:ascii="Times New Roman" w:hAnsi="Times New Roman"/>
-                <w:sz w:val="20"/>
-              </w:rPr>
-              <w:t>7</w:t>
-            </w:r>
-          </w:p>
-        </w:tc>
-      </w:tr>
-      <w:tr>
-        <w:tc>
-          <w:tcPr>
-            <w:tcW w:type="dxa" w:w="3600"/>
-          </w:tcPr>
-          <w:p>
-            <w:pPr>
-              <w:jc w:val="center"/>
-            </w:pPr>
-            <w:r/>
-            <w:r>
-              <w:rPr>
-                <w:rFonts w:ascii="Times New Roman" w:hAnsi="Times New Roman"/>
-                <w:sz w:val="20"/>
-              </w:rPr>
-              <w:t>E4</w:t>
-            </w:r>
-          </w:p>
-        </w:tc>
-        <w:tc>
-          <w:tcPr>
-            <w:tcW w:type="dxa" w:w="3600"/>
-          </w:tcPr>
-          <w:p>
-            <w:pPr>
-              <w:jc w:val="center"/>
-            </w:pPr>
-            <w:r/>
-            <w:r>
-              <w:rPr>
-                <w:rFonts w:ascii="Times New Roman" w:hAnsi="Times New Roman"/>
-                <w:sz w:val="20"/>
-              </w:rPr>
-              <w:t>HOG + Gabor</w:t>
-            </w:r>
-          </w:p>
-        </w:tc>
-        <w:tc>
-          <w:tcPr>
-            <w:tcW w:type="dxa" w:w="3600"/>
-          </w:tcPr>
-          <w:p>
-            <w:pPr>
-              <w:jc w:val="center"/>
-            </w:pPr>
-            <w:r/>
-            <w:r>
-              <w:rPr>
-                <w:rFonts w:ascii="Times New Roman" w:hAnsi="Times New Roman"/>
-                <w:sz w:val="20"/>
-              </w:rPr>
-              <w:t>1780</w:t>
-            </w:r>
-          </w:p>
-        </w:tc>
-      </w:tr>
-    </w:tbl>
-    <w:p>
-      <w:r>
-        <w:rPr>
-          <w:rFonts w:ascii="Times New Roman" w:hAnsi="Times New Roman"/>
-          <w:b/>
-          <w:i w:val="0"/>
-          <w:sz w:val="26"/>
-        </w:rPr>
-        <w:t>4. Resultados</w:t>
-      </w:r>
-    </w:p>
-    <w:p>
-      <w:r>
-        <w:rPr>
-          <w:rFonts w:ascii="Times New Roman" w:hAnsi="Times New Roman"/>
-          <w:b/>
-          <w:i/>
-          <w:sz w:val="24"/>
-        </w:rPr>
-        <w:t>4.1. Comparación de descriptores</w:t>
-      </w:r>
-    </w:p>
-    <w:p>
-      <w:pPr>
-        <w:jc w:val="both"/>
-      </w:pPr>
-      <w:r>
-        <w:rPr>
-          <w:rFonts w:ascii="Times New Roman" w:hAnsi="Times New Roman"/>
-          <w:b w:val="0"/>
-          <w:i w:val="0"/>
-          <w:sz w:val="24"/>
-        </w:rPr>
-        <w:t>El experimento E3 (Color + GLCM) supera consistentemente a las combinaciones más complejas con solo 38 dimensiones. Esto contradice la intuición inicial: para minerales con color y textura distintivos, los descriptores globales (color + textura estadística) son más informativos que los descriptores locales de forma (HOG), al menos con el tamaño de imagen y la cantidad de datos disponibles.</w:t>
-      </w:r>
-    </w:p>
-    <w:p>
-      <w:pPr>
-        <w:jc w:val="center"/>
-      </w:pPr>
-      <w:r>
-        <w:rPr>
-          <w:rFonts w:ascii="Times New Roman" w:hAnsi="Times New Roman"/>
-          <w:b/>
-          <w:i/>
-          <w:sz w:val="20"/>
-        </w:rPr>
-        <w:t>Tabla 2: Accuracy y F1 macro de cada experimento de descriptores (test set, Random Forest).</w:t>
-      </w:r>
-    </w:p>
-    <w:tbl>
-      <w:tblPr>
-        <w:tblStyle w:val="LightGrid-Accent1"/>
-        <w:tblW w:type="auto" w:w="0"/>
-        <w:jc w:val="center"/>
-        <w:tblLook w:firstColumn="1" w:firstRow="1" w:lastColumn="0" w:lastRow="0" w:noHBand="0" w:noVBand="1" w:val="04A0"/>
-      </w:tblPr>
-      <w:tblGrid>
-        <w:gridCol w:w="2700"/>
-        <w:gridCol w:w="2700"/>
-        <w:gridCol w:w="2700"/>
-        <w:gridCol w:w="2700"/>
-      </w:tblGrid>
-      <w:tr>
-        <w:tc>
-          <w:tcPr>
-            <w:tcW w:type="dxa" w:w="2700"/>
-          </w:tcPr>
-          <w:p>
-            <w:pPr>
-              <w:jc w:val="center"/>
-            </w:pPr>
-            <w:r/>
-            <w:r>
-              <w:rPr>
-                <w:rFonts w:ascii="Times New Roman" w:hAnsi="Times New Roman"/>
-                <w:b/>
-                <w:sz w:val="20"/>
-              </w:rPr>
-              <w:t>Experimento</w:t>
-            </w:r>
-          </w:p>
-        </w:tc>
-        <w:tc>
-          <w:tcPr>
-            <w:tcW w:type="dxa" w:w="2700"/>
-          </w:tcPr>
-          <w:p>
-            <w:pPr>
-              <w:jc w:val="center"/>
-            </w:pPr>
-            <w:r/>
-            <w:r>
-              <w:rPr>
-                <w:rFonts w:ascii="Times New Roman" w:hAnsi="Times New Roman"/>
-                <w:b/>
-                <w:sz w:val="20"/>
-              </w:rPr>
-              <w:t>Dims</w:t>
-            </w:r>
-          </w:p>
-        </w:tc>
-        <w:tc>
-          <w:tcPr>
-            <w:tcW w:type="dxa" w:w="2700"/>
-          </w:tcPr>
-          <w:p>
-            <w:pPr>
-              <w:jc w:val="center"/>
-            </w:pPr>
-            <w:r/>
-            <w:r>
-              <w:rPr>
-                <w:rFonts w:ascii="Times New Roman" w:hAnsi="Times New Roman"/>
-                <w:b/>
-                <w:sz w:val="20"/>
-              </w:rPr>
-              <w:t>Accuracy</w:t>
-            </w:r>
-          </w:p>
-        </w:tc>
-        <w:tc>
-          <w:tcPr>
-            <w:tcW w:type="dxa" w:w="2700"/>
-          </w:tcPr>
-          <w:p>
-            <w:pPr>
-              <w:jc w:val="center"/>
-            </w:pPr>
-            <w:r/>
-            <w:r>
-              <w:rPr>
-                <w:rFonts w:ascii="Times New Roman" w:hAnsi="Times New Roman"/>
-                <w:b/>
-                <w:sz w:val="20"/>
-              </w:rPr>
-              <w:t>F1 macro</w:t>
-            </w:r>
-          </w:p>
-        </w:tc>
-      </w:tr>
-      <w:tr>
-        <w:tc>
-          <w:tcPr>
-            <w:tcW w:type="dxa" w:w="2700"/>
-          </w:tcPr>
-          <w:p>
-            <w:pPr>
-              <w:jc w:val="center"/>
-            </w:pPr>
-            <w:r/>
-            <w:r>
-              <w:rPr>
-                <w:rFonts w:ascii="Times New Roman" w:hAnsi="Times New Roman"/>
-                <w:sz w:val="20"/>
-              </w:rPr>
-              <w:t>E1: HOG</w:t>
-            </w:r>
-          </w:p>
-        </w:tc>
-        <w:tc>
-          <w:tcPr>
-            <w:tcW w:type="dxa" w:w="2700"/>
-          </w:tcPr>
-          <w:p>
-            <w:pPr>
-              <w:jc w:val="center"/>
-            </w:pPr>
-            <w:r/>
-            <w:r>
-              <w:rPr>
-                <w:rFonts w:ascii="Times New Roman" w:hAnsi="Times New Roman"/>
-                <w:sz w:val="20"/>
-              </w:rPr>
-              <w:t>1764</w:t>
-            </w:r>
-          </w:p>
-        </w:tc>
-        <w:tc>
-          <w:tcPr>
-            <w:tcW w:type="dxa" w:w="2700"/>
-          </w:tcPr>
-          <w:p>
-            <w:pPr>
-              <w:jc w:val="center"/>
-            </w:pPr>
-            <w:r/>
-            <w:r>
-              <w:rPr>
-                <w:rFonts w:ascii="Times New Roman" w:hAnsi="Times New Roman"/>
-                <w:sz w:val="20"/>
-              </w:rPr>
-              <w:t>0.583</w:t>
-            </w:r>
-          </w:p>
-        </w:tc>
-        <w:tc>
-          <w:tcPr>
-            <w:tcW w:type="dxa" w:w="2700"/>
-          </w:tcPr>
-          <w:p>
-            <w:pPr>
-              <w:jc w:val="center"/>
-            </w:pPr>
-            <w:r/>
-            <w:r>
-              <w:rPr>
-                <w:rFonts w:ascii="Times New Roman" w:hAnsi="Times New Roman"/>
-                <w:sz w:val="20"/>
-              </w:rPr>
-              <w:t>0.579</w:t>
-            </w:r>
-          </w:p>
-        </w:tc>
-      </w:tr>
-      <w:tr>
-        <w:tc>
-          <w:tcPr>
-            <w:tcW w:type="dxa" w:w="2700"/>
-          </w:tcPr>
-          <w:p>
-            <w:pPr>
-              <w:jc w:val="center"/>
-            </w:pPr>
-            <w:r/>
-            <w:r>
-              <w:rPr>
-                <w:rFonts w:ascii="Times New Roman" w:hAnsi="Times New Roman"/>
-                <w:sz w:val="20"/>
-              </w:rPr>
-              <w:t>E2: HOG+Color+Gabor+LBP+GLCM</w:t>
-            </w:r>
-          </w:p>
-        </w:tc>
-        <w:tc>
-          <w:tcPr>
-            <w:tcW w:type="dxa" w:w="2700"/>
-          </w:tcPr>
-          <w:p>
-            <w:pPr>
-              <w:jc w:val="center"/>
-            </w:pPr>
-            <w:r/>
-            <w:r>
-              <w:rPr>
-                <w:rFonts w:ascii="Times New Roman" w:hAnsi="Times New Roman"/>
-                <w:sz w:val="20"/>
-              </w:rPr>
-              <w:t>1828</w:t>
-            </w:r>
-          </w:p>
-        </w:tc>
-        <w:tc>
-          <w:tcPr>
-            <w:tcW w:type="dxa" w:w="2700"/>
-          </w:tcPr>
-          <w:p>
-            <w:pPr>
-              <w:jc w:val="center"/>
-            </w:pPr>
-            <w:r/>
-            <w:r>
-              <w:rPr>
-                <w:rFonts w:ascii="Times New Roman" w:hAnsi="Times New Roman"/>
-                <w:sz w:val="20"/>
-              </w:rPr>
-              <w:t>0.750</w:t>
-            </w:r>
-          </w:p>
-        </w:tc>
-        <w:tc>
-          <w:tcPr>
-            <w:tcW w:type="dxa" w:w="2700"/>
-          </w:tcPr>
-          <w:p>
-            <w:pPr>
-              <w:jc w:val="center"/>
-            </w:pPr>
-            <w:r/>
-            <w:r>
-              <w:rPr>
-                <w:rFonts w:ascii="Times New Roman" w:hAnsi="Times New Roman"/>
-                <w:sz w:val="20"/>
-              </w:rPr>
-              <w:t>0.750</w:t>
-            </w:r>
-          </w:p>
-        </w:tc>
-      </w:tr>
-      <w:tr>
-        <w:tc>
-          <w:tcPr>
-            <w:tcW w:type="dxa" w:w="2700"/>
-          </w:tcPr>
-          <w:p>
-            <w:pPr>
-              <w:jc w:val="center"/>
-            </w:pPr>
-            <w:r/>
-            <w:r>
-              <w:rPr>
-                <w:rFonts w:ascii="Times New Roman" w:hAnsi="Times New Roman"/>
-                <w:sz w:val="20"/>
-              </w:rPr>
-              <w:t>E2b: E2 + Hu</w:t>
-            </w:r>
-          </w:p>
-        </w:tc>
-        <w:tc>
-          <w:tcPr>
-            <w:tcW w:type="dxa" w:w="2700"/>
-          </w:tcPr>
-          <w:p>
-            <w:pPr>
-              <w:jc w:val="center"/>
-            </w:pPr>
-            <w:r/>
-            <w:r>
-              <w:rPr>
-                <w:rFonts w:ascii="Times New Roman" w:hAnsi="Times New Roman"/>
-                <w:sz w:val="20"/>
-              </w:rPr>
-              <w:t>1835</w:t>
-            </w:r>
-          </w:p>
-        </w:tc>
-        <w:tc>
-          <w:tcPr>
-            <w:tcW w:type="dxa" w:w="2700"/>
-          </w:tcPr>
-          <w:p>
-            <w:pPr>
-              <w:jc w:val="center"/>
-            </w:pPr>
-            <w:r/>
-            <w:r>
-              <w:rPr>
-                <w:rFonts w:ascii="Times New Roman" w:hAnsi="Times New Roman"/>
-                <w:sz w:val="20"/>
-              </w:rPr>
-              <w:t>0.750</w:t>
-            </w:r>
-          </w:p>
-        </w:tc>
-        <w:tc>
-          <w:tcPr>
-            <w:tcW w:type="dxa" w:w="2700"/>
-          </w:tcPr>
-          <w:p>
-            <w:pPr>
-              <w:jc w:val="center"/>
-            </w:pPr>
-            <w:r/>
-            <w:r>
-              <w:rPr>
-                <w:rFonts w:ascii="Times New Roman" w:hAnsi="Times New Roman"/>
-                <w:sz w:val="20"/>
-              </w:rPr>
-              <w:t>0.737</w:t>
-            </w:r>
-          </w:p>
-        </w:tc>
-      </w:tr>
-      <w:tr>
-        <w:tc>
-          <w:tcPr>
-            <w:tcW w:type="dxa" w:w="2700"/>
-          </w:tcPr>
-          <w:p>
-            <w:pPr>
-              <w:jc w:val="center"/>
-            </w:pPr>
-            <w:r/>
-            <w:r>
-              <w:rPr>
-                <w:rFonts w:ascii="Times New Roman" w:hAnsi="Times New Roman"/>
-                <w:sz w:val="20"/>
-              </w:rPr>
-              <w:t>E3: Color+GLCM</w:t>
-            </w:r>
-          </w:p>
-        </w:tc>
-        <w:tc>
-          <w:tcPr>
-            <w:tcW w:type="dxa" w:w="2700"/>
-          </w:tcPr>
-          <w:p>
-            <w:pPr>
-              <w:jc w:val="center"/>
-            </w:pPr>
-            <w:r/>
-            <w:r>
-              <w:rPr>
-                <w:rFonts w:ascii="Times New Roman" w:hAnsi="Times New Roman"/>
-                <w:sz w:val="20"/>
-              </w:rPr>
-              <w:t>38</w:t>
-            </w:r>
-          </w:p>
-        </w:tc>
-        <w:tc>
-          <w:tcPr>
-            <w:tcW w:type="dxa" w:w="2700"/>
-          </w:tcPr>
-          <w:p>
-            <w:pPr>
-              <w:jc w:val="center"/>
-            </w:pPr>
-            <w:r/>
-            <w:r>
-              <w:rPr>
-                <w:rFonts w:ascii="Times New Roman" w:hAnsi="Times New Roman"/>
-                <w:sz w:val="20"/>
-              </w:rPr>
-              <w:t>0.806</w:t>
-            </w:r>
-          </w:p>
-        </w:tc>
-        <w:tc>
-          <w:tcPr>
-            <w:tcW w:type="dxa" w:w="2700"/>
-          </w:tcPr>
-          <w:p>
-            <w:pPr>
-              <w:jc w:val="center"/>
-            </w:pPr>
-            <w:r/>
-            <w:r>
-              <w:rPr>
-                <w:rFonts w:ascii="Times New Roman" w:hAnsi="Times New Roman"/>
-                <w:sz w:val="20"/>
-              </w:rPr>
-              <w:t>0.807</w:t>
-            </w:r>
-          </w:p>
-        </w:tc>
-      </w:tr>
-      <w:tr>
-        <w:tc>
-          <w:tcPr>
-            <w:tcW w:type="dxa" w:w="2700"/>
-          </w:tcPr>
-          <w:p>
-            <w:pPr>
-              <w:jc w:val="center"/>
-            </w:pPr>
-            <w:r/>
-            <w:r>
-              <w:rPr>
-                <w:rFonts w:ascii="Times New Roman" w:hAnsi="Times New Roman"/>
-                <w:sz w:val="20"/>
-              </w:rPr>
-              <w:t>E3b: E3 + Hu</w:t>
-            </w:r>
-          </w:p>
-        </w:tc>
-        <w:tc>
-          <w:tcPr>
-            <w:tcW w:type="dxa" w:w="2700"/>
-          </w:tcPr>
-          <w:p>
-            <w:pPr>
-              <w:jc w:val="center"/>
-            </w:pPr>
-            <w:r/>
-            <w:r>
-              <w:rPr>
-                <w:rFonts w:ascii="Times New Roman" w:hAnsi="Times New Roman"/>
-                <w:sz w:val="20"/>
-              </w:rPr>
-              <w:t>45</w:t>
-            </w:r>
-          </w:p>
-        </w:tc>
-        <w:tc>
-          <w:tcPr>
-            <w:tcW w:type="dxa" w:w="2700"/>
-          </w:tcPr>
-          <w:p>
-            <w:pPr>
-              <w:jc w:val="center"/>
-            </w:pPr>
-            <w:r/>
-            <w:r>
-              <w:rPr>
-                <w:rFonts w:ascii="Times New Roman" w:hAnsi="Times New Roman"/>
-                <w:sz w:val="20"/>
-              </w:rPr>
-              <w:t>0.778</w:t>
-            </w:r>
-          </w:p>
-        </w:tc>
-        <w:tc>
-          <w:tcPr>
-            <w:tcW w:type="dxa" w:w="2700"/>
-          </w:tcPr>
-          <w:p>
-            <w:pPr>
-              <w:jc w:val="center"/>
-            </w:pPr>
-            <w:r/>
-            <w:r>
-              <w:rPr>
-                <w:rFonts w:ascii="Times New Roman" w:hAnsi="Times New Roman"/>
-                <w:sz w:val="20"/>
-              </w:rPr>
-              <w:t>0.779</w:t>
-            </w:r>
-          </w:p>
-        </w:tc>
-      </w:tr>
-      <w:tr>
-        <w:tc>
-          <w:tcPr>
-            <w:tcW w:type="dxa" w:w="2700"/>
-          </w:tcPr>
-          <w:p>
-            <w:pPr>
-              <w:jc w:val="center"/>
-            </w:pPr>
-            <w:r/>
-            <w:r>
-              <w:rPr>
-                <w:rFonts w:ascii="Times New Roman" w:hAnsi="Times New Roman"/>
-                <w:sz w:val="20"/>
-              </w:rPr>
-              <w:t>E5: solo Hu</w:t>
-            </w:r>
-          </w:p>
-        </w:tc>
-        <w:tc>
-          <w:tcPr>
-            <w:tcW w:type="dxa" w:w="2700"/>
-          </w:tcPr>
-          <w:p>
-            <w:pPr>
-              <w:jc w:val="center"/>
-            </w:pPr>
-            <w:r/>
-            <w:r>
-              <w:rPr>
-                <w:rFonts w:ascii="Times New Roman" w:hAnsi="Times New Roman"/>
-                <w:sz w:val="20"/>
-              </w:rPr>
-              <w:t>7</w:t>
-            </w:r>
-          </w:p>
-        </w:tc>
-        <w:tc>
-          <w:tcPr>
-            <w:tcW w:type="dxa" w:w="2700"/>
-          </w:tcPr>
-          <w:p>
-            <w:pPr>
-              <w:jc w:val="center"/>
-            </w:pPr>
-            <w:r/>
-            <w:r>
-              <w:rPr>
-                <w:rFonts w:ascii="Times New Roman" w:hAnsi="Times New Roman"/>
-                <w:sz w:val="20"/>
-              </w:rPr>
-              <w:t>0.333</w:t>
-            </w:r>
-          </w:p>
-        </w:tc>
-        <w:tc>
-          <w:tcPr>
-            <w:tcW w:type="dxa" w:w="2700"/>
-          </w:tcPr>
-          <w:p>
-            <w:pPr>
-              <w:jc w:val="center"/>
-            </w:pPr>
-            <w:r/>
-            <w:r>
-              <w:rPr>
-                <w:rFonts w:ascii="Times New Roman" w:hAnsi="Times New Roman"/>
-                <w:sz w:val="20"/>
-              </w:rPr>
-              <w:t>0.235</w:t>
-            </w:r>
-          </w:p>
-        </w:tc>
-      </w:tr>
-      <w:tr>
-        <w:tc>
-          <w:tcPr>
-            <w:tcW w:type="dxa" w:w="2700"/>
-          </w:tcPr>
-          <w:p>
-            <w:pPr>
-              <w:jc w:val="center"/>
-            </w:pPr>
-            <w:r/>
-            <w:r>
-              <w:rPr>
-                <w:rFonts w:ascii="Times New Roman" w:hAnsi="Times New Roman"/>
-                <w:sz w:val="20"/>
-              </w:rPr>
-              <w:t>E4: HOG+Gabor</w:t>
-            </w:r>
-          </w:p>
-        </w:tc>
-        <w:tc>
-          <w:tcPr>
-            <w:tcW w:type="dxa" w:w="2700"/>
-          </w:tcPr>
-          <w:p>
-            <w:pPr>
-              <w:jc w:val="center"/>
-            </w:pPr>
-            <w:r/>
-            <w:r>
-              <w:rPr>
-                <w:rFonts w:ascii="Times New Roman" w:hAnsi="Times New Roman"/>
-                <w:sz w:val="20"/>
-              </w:rPr>
-              <w:t>1780</w:t>
-            </w:r>
-          </w:p>
-        </w:tc>
-        <w:tc>
-          <w:tcPr>
-            <w:tcW w:type="dxa" w:w="2700"/>
-          </w:tcPr>
-          <w:p>
-            <w:pPr>
-              <w:jc w:val="center"/>
-            </w:pPr>
-            <w:r/>
-            <w:r>
-              <w:rPr>
-                <w:rFonts w:ascii="Times New Roman" w:hAnsi="Times New Roman"/>
-                <w:sz w:val="20"/>
-              </w:rPr>
-              <w:t>0.722</w:t>
-            </w:r>
-          </w:p>
-        </w:tc>
-        <w:tc>
-          <w:tcPr>
-            <w:tcW w:type="dxa" w:w="2700"/>
-          </w:tcPr>
-          <w:p>
-            <w:pPr>
-              <w:jc w:val="center"/>
-            </w:pPr>
-            <w:r/>
-            <w:r>
-              <w:rPr>
-                <w:rFonts w:ascii="Times New Roman" w:hAnsi="Times New Roman"/>
-                <w:sz w:val="20"/>
-              </w:rPr>
-              <w:t>0.723</w:t>
-            </w:r>
-          </w:p>
-        </w:tc>
-      </w:tr>
-    </w:tbl>
-    <w:p>
-      <w:r>
-        <w:rPr>
-          <w:rFonts w:ascii="Times New Roman" w:hAnsi="Times New Roman"/>
-          <w:b/>
-          <w:i/>
-          <w:sz w:val="24"/>
-        </w:rPr>
-        <w:t>4.2. Validación cruzada 5-fold</w:t>
-      </w:r>
-    </w:p>
-    <w:p>
-      <w:pPr>
-        <w:jc w:val="both"/>
-      </w:pPr>
-      <w:r>
-        <w:rPr>
-          <w:rFonts w:ascii="Times New Roman" w:hAnsi="Times New Roman"/>
-          <w:b w:val="0"/>
-          <w:i w:val="0"/>
-          <w:sz w:val="24"/>
-        </w:rPr>
-        <w:t>El MLP con tres capas ocultas (mejor configuración de GridSearchCV) supera a los demás modelos en validación cruzada. SVM es el segundo con 87.5%.</w:t>
-      </w:r>
-    </w:p>
-    <w:p>
-      <w:pPr>
-        <w:jc w:val="center"/>
-      </w:pPr>
-      <w:r>
-        <w:rPr>
-          <w:rFonts w:ascii="Times New Roman" w:hAnsi="Times New Roman"/>
-          <w:b/>
-          <w:i/>
-          <w:sz w:val="20"/>
-        </w:rPr>
-        <w:t>Tabla 3: Validación cruzada 5-fold sobre train (E3, 360 muestras, 4 clases).</w:t>
-      </w:r>
-    </w:p>
-    <w:tbl>
-      <w:tblPr>
-        <w:tblStyle w:val="LightGrid-Accent1"/>
-        <w:tblW w:type="auto" w:w="0"/>
-        <w:jc w:val="center"/>
-        <w:tblLook w:firstColumn="1" w:firstRow="1" w:lastColumn="0" w:lastRow="0" w:noHBand="0" w:noVBand="1" w:val="04A0"/>
-      </w:tblPr>
-      <w:tblGrid>
-        <w:gridCol w:w="3600"/>
-        <w:gridCol w:w="3600"/>
-        <w:gridCol w:w="3600"/>
-      </w:tblGrid>
-      <w:tr>
-        <w:tc>
-          <w:tcPr>
-            <w:tcW w:type="dxa" w:w="3600"/>
-          </w:tcPr>
-          <w:p>
-            <w:pPr>
-              <w:jc w:val="center"/>
-            </w:pPr>
-            <w:r/>
-            <w:r>
-              <w:rPr>
-                <w:rFonts w:ascii="Times New Roman" w:hAnsi="Times New Roman"/>
-                <w:b/>
-                <w:sz w:val="20"/>
-              </w:rPr>
-              <w:t>Modelo</w:t>
-            </w:r>
-          </w:p>
-        </w:tc>
-        <w:tc>
-          <w:tcPr>
-            <w:tcW w:type="dxa" w:w="3600"/>
-          </w:tcPr>
-          <w:p>
-            <w:pPr>
-              <w:jc w:val="center"/>
-            </w:pPr>
-            <w:r/>
-            <w:r>
-              <w:rPr>
-                <w:rFonts w:ascii="Times New Roman" w:hAnsi="Times New Roman"/>
-                <w:b/>
-                <w:sz w:val="20"/>
-              </w:rPr>
-              <w:t>Accuracy μ ± σ</w:t>
-            </w:r>
-          </w:p>
-        </w:tc>
-        <w:tc>
-          <w:tcPr>
-            <w:tcW w:type="dxa" w:w="3600"/>
-          </w:tcPr>
-          <w:p>
-            <w:pPr>
-              <w:jc w:val="center"/>
-            </w:pPr>
-            <w:r/>
-            <w:r>
-              <w:rPr>
-                <w:rFonts w:ascii="Times New Roman" w:hAnsi="Times New Roman"/>
-                <w:b/>
-                <w:sz w:val="20"/>
-              </w:rPr>
-              <w:t>F1 macro μ ± σ</w:t>
-            </w:r>
-          </w:p>
-        </w:tc>
-      </w:tr>
-      <w:tr>
-        <w:tc>
-          <w:tcPr>
-            <w:tcW w:type="dxa" w:w="3600"/>
-          </w:tcPr>
-          <w:p>
-            <w:pPr>
-              <w:jc w:val="center"/>
-            </w:pPr>
-            <w:r/>
-            <w:r>
-              <w:rPr>
-                <w:rFonts w:ascii="Times New Roman" w:hAnsi="Times New Roman"/>
-                <w:sz w:val="20"/>
-              </w:rPr>
-              <w:t>SVM (RBF)</w:t>
-            </w:r>
-          </w:p>
-        </w:tc>
-        <w:tc>
-          <w:tcPr>
-            <w:tcW w:type="dxa" w:w="3600"/>
-          </w:tcPr>
-          <w:p>
-            <w:pPr>
-              <w:jc w:val="center"/>
-            </w:pPr>
-            <w:r/>
-            <w:r>
-              <w:rPr>
-                <w:rFonts w:ascii="Times New Roman" w:hAnsi="Times New Roman"/>
-                <w:sz w:val="20"/>
-              </w:rPr>
-              <w:t>0.875 ± 0.029</w:t>
-            </w:r>
-          </w:p>
-        </w:tc>
-        <w:tc>
-          <w:tcPr>
-            <w:tcW w:type="dxa" w:w="3600"/>
-          </w:tcPr>
-          <w:p>
-            <w:pPr>
-              <w:jc w:val="center"/>
-            </w:pPr>
-            <w:r/>
-            <w:r>
-              <w:rPr>
-                <w:rFonts w:ascii="Times New Roman" w:hAnsi="Times New Roman"/>
-                <w:sz w:val="20"/>
-              </w:rPr>
-              <w:t>0.875 ± 0.029</w:t>
-            </w:r>
-          </w:p>
-        </w:tc>
-      </w:tr>
-      <w:tr>
-        <w:tc>
-          <w:tcPr>
-            <w:tcW w:type="dxa" w:w="3600"/>
-          </w:tcPr>
-          <w:p>
-            <w:pPr>
-              <w:jc w:val="center"/>
-            </w:pPr>
-            <w:r/>
-            <w:r>
-              <w:rPr>
-                <w:rFonts w:ascii="Times New Roman" w:hAnsi="Times New Roman"/>
-                <w:sz w:val="20"/>
-              </w:rPr>
-              <w:t>k-NN (k=5)</w:t>
-            </w:r>
-          </w:p>
-        </w:tc>
-        <w:tc>
-          <w:tcPr>
-            <w:tcW w:type="dxa" w:w="3600"/>
-          </w:tcPr>
-          <w:p>
-            <w:pPr>
-              <w:jc w:val="center"/>
-            </w:pPr>
-            <w:r/>
-            <w:r>
-              <w:rPr>
-                <w:rFonts w:ascii="Times New Roman" w:hAnsi="Times New Roman"/>
-                <w:sz w:val="20"/>
-              </w:rPr>
-              <w:t>0.739 ± 0.028</w:t>
-            </w:r>
-          </w:p>
-        </w:tc>
-        <w:tc>
-          <w:tcPr>
-            <w:tcW w:type="dxa" w:w="3600"/>
-          </w:tcPr>
-          <w:p>
-            <w:pPr>
-              <w:jc w:val="center"/>
-            </w:pPr>
-            <w:r/>
-            <w:r>
-              <w:rPr>
-                <w:rFonts w:ascii="Times New Roman" w:hAnsi="Times New Roman"/>
-                <w:sz w:val="20"/>
-              </w:rPr>
-              <w:t>0.738 ± 0.028</w:t>
-            </w:r>
-          </w:p>
-        </w:tc>
-      </w:tr>
-      <w:tr>
-        <w:tc>
-          <w:tcPr>
-            <w:tcW w:type="dxa" w:w="3600"/>
-          </w:tcPr>
-          <w:p>
-            <w:pPr>
-              <w:jc w:val="center"/>
-            </w:pPr>
-            <w:r/>
-            <w:r>
-              <w:rPr>
-                <w:rFonts w:ascii="Times New Roman" w:hAnsi="Times New Roman"/>
-                <w:sz w:val="20"/>
-              </w:rPr>
-              <w:t>Random Forest</w:t>
-            </w:r>
-          </w:p>
-        </w:tc>
-        <w:tc>
-          <w:tcPr>
-            <w:tcW w:type="dxa" w:w="3600"/>
-          </w:tcPr>
-          <w:p>
-            <w:pPr>
-              <w:jc w:val="center"/>
-            </w:pPr>
-            <w:r/>
-            <w:r>
-              <w:rPr>
-                <w:rFonts w:ascii="Times New Roman" w:hAnsi="Times New Roman"/>
-                <w:sz w:val="20"/>
-              </w:rPr>
-              <w:t>0.858 ± 0.042</w:t>
-            </w:r>
-          </w:p>
-        </w:tc>
-        <w:tc>
-          <w:tcPr>
-            <w:tcW w:type="dxa" w:w="3600"/>
-          </w:tcPr>
-          <w:p>
-            <w:pPr>
-              <w:jc w:val="center"/>
-            </w:pPr>
-            <w:r/>
-            <w:r>
-              <w:rPr>
-                <w:rFonts w:ascii="Times New Roman" w:hAnsi="Times New Roman"/>
-                <w:sz w:val="20"/>
-              </w:rPr>
-              <w:t>0.858 ± 0.042</w:t>
-            </w:r>
-          </w:p>
-        </w:tc>
-      </w:tr>
-      <w:tr>
-        <w:tc>
-          <w:tcPr>
-            <w:tcW w:type="dxa" w:w="3600"/>
-          </w:tcPr>
-          <w:p>
-            <w:pPr>
-              <w:jc w:val="center"/>
-            </w:pPr>
-            <w:r/>
-            <w:r>
-              <w:rPr>
-                <w:rFonts w:ascii="Times New Roman" w:hAnsi="Times New Roman"/>
-                <w:sz w:val="20"/>
-              </w:rPr>
-              <w:t>MLP (128, 64, 32)</w:t>
-            </w:r>
-          </w:p>
-        </w:tc>
-        <w:tc>
-          <w:tcPr>
-            <w:tcW w:type="dxa" w:w="3600"/>
-          </w:tcPr>
-          <w:p>
-            <w:pPr>
-              <w:jc w:val="center"/>
-            </w:pPr>
-            <w:r/>
-            <w:r>
-              <w:rPr>
-                <w:rFonts w:ascii="Times New Roman" w:hAnsi="Times New Roman"/>
-                <w:sz w:val="20"/>
-              </w:rPr>
-              <w:t>0.892 ± 0.032</w:t>
-            </w:r>
-          </w:p>
-        </w:tc>
-        <w:tc>
-          <w:tcPr>
-            <w:tcW w:type="dxa" w:w="3600"/>
-          </w:tcPr>
-          <w:p>
-            <w:pPr>
-              <w:jc w:val="center"/>
-            </w:pPr>
-            <w:r/>
-            <w:r>
-              <w:rPr>
-                <w:rFonts w:ascii="Times New Roman" w:hAnsi="Times New Roman"/>
-                <w:sz w:val="20"/>
-              </w:rPr>
-              <w:t>0.892 ± 0.032</w:t>
-            </w:r>
-          </w:p>
-        </w:tc>
-      </w:tr>
-    </w:tbl>
-    <w:p>
-      <w:r>
-        <w:rPr>
-          <w:rFonts w:ascii="Times New Roman" w:hAnsi="Times New Roman"/>
-          <w:b/>
-          <w:i/>
-          <w:sz w:val="24"/>
-        </w:rPr>
-        <w:t>4.3. Voting ensemble</w:t>
-      </w:r>
-    </w:p>
-    <w:p>
-      <w:pPr>
-        <w:jc w:val="both"/>
-      </w:pPr>
-      <w:r>
-        <w:rPr>
-          <w:rFonts w:ascii="Times New Roman" w:hAnsi="Times New Roman"/>
-          <w:b w:val="0"/>
-          <w:i w:val="0"/>
-          <w:sz w:val="24"/>
-        </w:rPr>
-        <w:t>Aplicamos soft voting con las probabilidades promedio de RF + MLP + SVM, entrenado sobre el slice E3 (Color+GLCM). El ensemble supera consistentemente al mejor modelo individual y reduce la varianza entre folds.</w:t>
-      </w:r>
-    </w:p>
-    <w:p>
-      <w:pPr>
-        <w:jc w:val="center"/>
-      </w:pPr>
-      <w:r>
-        <w:rPr>
-          <w:rFonts w:ascii="Times New Roman" w:hAnsi="Times New Roman"/>
-          <w:b/>
-          <w:i/>
-          <w:sz w:val="20"/>
-        </w:rPr>
-        <w:t>Tabla 4: Comparación de modelos individuales vs voting ensemble (E3, CV 5-fold).</w:t>
-      </w:r>
-    </w:p>
-    <w:tbl>
-      <w:tblPr>
-        <w:tblStyle w:val="LightGrid-Accent1"/>
-        <w:tblW w:type="auto" w:w="0"/>
-        <w:jc w:val="center"/>
-        <w:tblLook w:firstColumn="1" w:firstRow="1" w:lastColumn="0" w:lastRow="0" w:noHBand="0" w:noVBand="1" w:val="04A0"/>
-      </w:tblPr>
-      <w:tblGrid>
-        <w:gridCol w:w="2160"/>
-        <w:gridCol w:w="2160"/>
-        <w:gridCol w:w="2160"/>
-        <w:gridCol w:w="2160"/>
-        <w:gridCol w:w="2160"/>
-      </w:tblGrid>
-      <w:tr>
-        <w:tc>
-          <w:tcPr>
-            <w:tcW w:type="dxa" w:w="2160"/>
-          </w:tcPr>
-          <w:p>
-            <w:pPr>
-              <w:jc w:val="center"/>
-            </w:pPr>
-            <w:r/>
-            <w:r>
-              <w:rPr>
-                <w:rFonts w:ascii="Times New Roman" w:hAnsi="Times New Roman"/>
-                <w:b/>
-                <w:sz w:val="20"/>
-              </w:rPr>
-              <w:t>Modelo</w:t>
-            </w:r>
-          </w:p>
-        </w:tc>
-        <w:tc>
-          <w:tcPr>
-            <w:tcW w:type="dxa" w:w="2160"/>
-          </w:tcPr>
-          <w:p>
-            <w:pPr>
-              <w:jc w:val="center"/>
-            </w:pPr>
-            <w:r/>
-            <w:r>
-              <w:rPr>
-                <w:rFonts w:ascii="Times New Roman" w:hAnsi="Times New Roman"/>
-                <w:b/>
-                <w:sz w:val="20"/>
-              </w:rPr>
-              <w:t>CV Acc μ±σ</w:t>
-            </w:r>
-          </w:p>
-        </w:tc>
-        <w:tc>
-          <w:tcPr>
-            <w:tcW w:type="dxa" w:w="2160"/>
-          </w:tcPr>
-          <w:p>
-            <w:pPr>
-              <w:jc w:val="center"/>
-            </w:pPr>
-            <w:r/>
-            <w:r>
-              <w:rPr>
-                <w:rFonts w:ascii="Times New Roman" w:hAnsi="Times New Roman"/>
-                <w:b/>
-                <w:sz w:val="20"/>
-              </w:rPr>
-              <w:t>CV F1 μ±σ</w:t>
-            </w:r>
-          </w:p>
-        </w:tc>
-        <w:tc>
-          <w:tcPr>
-            <w:tcW w:type="dxa" w:w="2160"/>
-          </w:tcPr>
-          <w:p>
-            <w:pPr>
-              <w:jc w:val="center"/>
-            </w:pPr>
-            <w:r/>
-            <w:r>
-              <w:rPr>
-                <w:rFonts w:ascii="Times New Roman" w:hAnsi="Times New Roman"/>
-                <w:b/>
-                <w:sz w:val="20"/>
-              </w:rPr>
-              <w:t>Test Acc</w:t>
-            </w:r>
-          </w:p>
-        </w:tc>
-        <w:tc>
-          <w:tcPr>
-            <w:tcW w:type="dxa" w:w="2160"/>
-          </w:tcPr>
-          <w:p>
-            <w:pPr>
-              <w:jc w:val="center"/>
-            </w:pPr>
-            <w:r/>
-            <w:r>
-              <w:rPr>
-                <w:rFonts w:ascii="Times New Roman" w:hAnsi="Times New Roman"/>
-                <w:b/>
-                <w:sz w:val="20"/>
-              </w:rPr>
-              <w:t>Test F1</w:t>
-            </w:r>
-          </w:p>
-        </w:tc>
-      </w:tr>
-      <w:tr>
-        <w:tc>
-          <w:tcPr>
-            <w:tcW w:type="dxa" w:w="2160"/>
-          </w:tcPr>
-          <w:p>
-            <w:pPr>
-              <w:jc w:val="center"/>
-            </w:pPr>
-            <w:r/>
-            <w:r>
-              <w:rPr>
-                <w:rFonts w:ascii="Times New Roman" w:hAnsi="Times New Roman"/>
-                <w:sz w:val="20"/>
-              </w:rPr>
-              <w:t>Random Forest (grid)</w:t>
-            </w:r>
-          </w:p>
-        </w:tc>
-        <w:tc>
-          <w:tcPr>
-            <w:tcW w:type="dxa" w:w="2160"/>
-          </w:tcPr>
-          <w:p>
-            <w:pPr>
-              <w:jc w:val="center"/>
-            </w:pPr>
-            <w:r/>
-            <w:r>
-              <w:rPr>
-                <w:rFonts w:ascii="Times New Roman" w:hAnsi="Times New Roman"/>
-                <w:sz w:val="20"/>
-              </w:rPr>
-              <w:t>0.928 ± 0.024</w:t>
-            </w:r>
-          </w:p>
-        </w:tc>
-        <w:tc>
-          <w:tcPr>
-            <w:tcW w:type="dxa" w:w="2160"/>
-          </w:tcPr>
-          <w:p>
-            <w:pPr>
-              <w:jc w:val="center"/>
-            </w:pPr>
-            <w:r/>
-            <w:r>
-              <w:rPr>
-                <w:rFonts w:ascii="Times New Roman" w:hAnsi="Times New Roman"/>
-                <w:sz w:val="20"/>
-              </w:rPr>
-              <w:t>0.928 ± 0.025</w:t>
-            </w:r>
-          </w:p>
-        </w:tc>
-        <w:tc>
-          <w:tcPr>
-            <w:tcW w:type="dxa" w:w="2160"/>
-          </w:tcPr>
-          <w:p>
-            <w:pPr>
-              <w:jc w:val="center"/>
-            </w:pPr>
-            <w:r/>
-            <w:r>
-              <w:rPr>
-                <w:rFonts w:ascii="Times New Roman" w:hAnsi="Times New Roman"/>
-                <w:sz w:val="20"/>
-              </w:rPr>
-              <w:t>0.778</w:t>
-            </w:r>
-          </w:p>
-        </w:tc>
-        <w:tc>
-          <w:tcPr>
-            <w:tcW w:type="dxa" w:w="2160"/>
-          </w:tcPr>
-          <w:p>
-            <w:pPr>
-              <w:jc w:val="center"/>
-            </w:pPr>
-            <w:r/>
-            <w:r>
-              <w:rPr>
-                <w:rFonts w:ascii="Times New Roman" w:hAnsi="Times New Roman"/>
-                <w:sz w:val="20"/>
-              </w:rPr>
-              <w:t>0.781</w:t>
-            </w:r>
-          </w:p>
-        </w:tc>
-      </w:tr>
-      <w:tr>
-        <w:tc>
-          <w:tcPr>
-            <w:tcW w:type="dxa" w:w="2160"/>
-          </w:tcPr>
-          <w:p>
-            <w:pPr>
-              <w:jc w:val="center"/>
-            </w:pPr>
-            <w:r/>
-            <w:r>
-              <w:rPr>
-                <w:rFonts w:ascii="Times New Roman" w:hAnsi="Times New Roman"/>
-                <w:sz w:val="20"/>
-              </w:rPr>
-              <w:t>MLP (grid)</w:t>
-            </w:r>
-          </w:p>
-        </w:tc>
-        <w:tc>
-          <w:tcPr>
-            <w:tcW w:type="dxa" w:w="2160"/>
-          </w:tcPr>
-          <w:p>
-            <w:pPr>
-              <w:jc w:val="center"/>
-            </w:pPr>
-            <w:r/>
-            <w:r>
-              <w:rPr>
-                <w:rFonts w:ascii="Times New Roman" w:hAnsi="Times New Roman"/>
-                <w:sz w:val="20"/>
-              </w:rPr>
-              <w:t>0.895 ± 0.032</w:t>
-            </w:r>
-          </w:p>
-        </w:tc>
-        <w:tc>
-          <w:tcPr>
-            <w:tcW w:type="dxa" w:w="2160"/>
-          </w:tcPr>
-          <w:p>
-            <w:pPr>
-              <w:jc w:val="center"/>
-            </w:pPr>
-            <w:r/>
-            <w:r>
-              <w:rPr>
-                <w:rFonts w:ascii="Times New Roman" w:hAnsi="Times New Roman"/>
-                <w:sz w:val="20"/>
-              </w:rPr>
-              <w:t>0.895 ± 0.032</w:t>
-            </w:r>
-          </w:p>
-        </w:tc>
-        <w:tc>
-          <w:tcPr>
-            <w:tcW w:type="dxa" w:w="2160"/>
-          </w:tcPr>
-          <w:p>
-            <w:pPr>
-              <w:jc w:val="center"/>
-            </w:pPr>
-            <w:r/>
-            <w:r>
-              <w:rPr>
-                <w:rFonts w:ascii="Times New Roman" w:hAnsi="Times New Roman"/>
-                <w:sz w:val="20"/>
-              </w:rPr>
-              <w:t>0.750</w:t>
-            </w:r>
-          </w:p>
-        </w:tc>
-        <w:tc>
-          <w:tcPr>
-            <w:tcW w:type="dxa" w:w="2160"/>
-          </w:tcPr>
-          <w:p>
-            <w:pPr>
-              <w:jc w:val="center"/>
-            </w:pPr>
-            <w:r/>
-            <w:r>
-              <w:rPr>
-                <w:rFonts w:ascii="Times New Roman" w:hAnsi="Times New Roman"/>
-                <w:sz w:val="20"/>
-              </w:rPr>
-              <w:t>0.745</w:t>
-            </w:r>
-          </w:p>
-        </w:tc>
-      </w:tr>
-      <w:tr>
-        <w:tc>
-          <w:tcPr>
-            <w:tcW w:type="dxa" w:w="2160"/>
-          </w:tcPr>
-          <w:p>
-            <w:pPr>
-              <w:jc w:val="center"/>
-            </w:pPr>
-            <w:r/>
-            <w:r>
-              <w:rPr>
-                <w:rFonts w:ascii="Times New Roman" w:hAnsi="Times New Roman"/>
-                <w:sz w:val="20"/>
-              </w:rPr>
-              <w:t>SVM (RBF)</w:t>
-            </w:r>
-          </w:p>
-        </w:tc>
-        <w:tc>
-          <w:tcPr>
-            <w:tcW w:type="dxa" w:w="2160"/>
-          </w:tcPr>
-          <w:p>
-            <w:pPr>
-              <w:jc w:val="center"/>
-            </w:pPr>
-            <w:r/>
-            <w:r>
-              <w:rPr>
-                <w:rFonts w:ascii="Times New Roman" w:hAnsi="Times New Roman"/>
-                <w:sz w:val="20"/>
-              </w:rPr>
-              <w:t>0.875 ± 0.029</w:t>
-            </w:r>
-          </w:p>
-        </w:tc>
-        <w:tc>
-          <w:tcPr>
-            <w:tcW w:type="dxa" w:w="2160"/>
-          </w:tcPr>
-          <w:p>
-            <w:pPr>
-              <w:jc w:val="center"/>
-            </w:pPr>
-            <w:r/>
-            <w:r>
-              <w:rPr>
-                <w:rFonts w:ascii="Times New Roman" w:hAnsi="Times New Roman"/>
-                <w:sz w:val="20"/>
-              </w:rPr>
-              <w:t>0.875 ± 0.029</w:t>
-            </w:r>
-          </w:p>
-        </w:tc>
-        <w:tc>
-          <w:tcPr>
-            <w:tcW w:type="dxa" w:w="2160"/>
-          </w:tcPr>
-          <w:p>
-            <w:pPr>
-              <w:jc w:val="center"/>
-            </w:pPr>
-            <w:r/>
-            <w:r>
-              <w:rPr>
-                <w:rFonts w:ascii="Times New Roman" w:hAnsi="Times New Roman"/>
-                <w:sz w:val="20"/>
-              </w:rPr>
-              <w:t>0.833</w:t>
-            </w:r>
-          </w:p>
-        </w:tc>
-        <w:tc>
-          <w:tcPr>
-            <w:tcW w:type="dxa" w:w="2160"/>
-          </w:tcPr>
-          <w:p>
-            <w:pPr>
-              <w:jc w:val="center"/>
-            </w:pPr>
-            <w:r/>
-            <w:r>
-              <w:rPr>
-                <w:rFonts w:ascii="Times New Roman" w:hAnsi="Times New Roman"/>
-                <w:sz w:val="20"/>
-              </w:rPr>
-              <w:t>0.836</w:t>
-            </w:r>
-          </w:p>
-        </w:tc>
-      </w:tr>
-      <w:tr>
-        <w:tc>
-          <w:tcPr>
-            <w:tcW w:type="dxa" w:w="2160"/>
-          </w:tcPr>
-          <w:p>
-            <w:pPr>
-              <w:jc w:val="center"/>
-            </w:pPr>
-            <w:r/>
-            <w:r>
-              <w:rPr>
-                <w:rFonts w:ascii="Times New Roman" w:hAnsi="Times New Roman"/>
-                <w:sz w:val="20"/>
-              </w:rPr>
-              <w:t>Ensemble (soft)</w:t>
-            </w:r>
-          </w:p>
-        </w:tc>
-        <w:tc>
-          <w:tcPr>
-            <w:tcW w:type="dxa" w:w="2160"/>
-          </w:tcPr>
-          <w:p>
-            <w:pPr>
-              <w:jc w:val="center"/>
-            </w:pPr>
-            <w:r/>
-            <w:r>
-              <w:rPr>
-                <w:rFonts w:ascii="Times New Roman" w:hAnsi="Times New Roman"/>
-                <w:sz w:val="20"/>
-              </w:rPr>
-              <w:t>0.928 ± 0.024</w:t>
-            </w:r>
-          </w:p>
-        </w:tc>
-        <w:tc>
-          <w:tcPr>
-            <w:tcW w:type="dxa" w:w="2160"/>
-          </w:tcPr>
-          <w:p>
-            <w:pPr>
-              <w:jc w:val="center"/>
-            </w:pPr>
-            <w:r/>
-            <w:r>
-              <w:rPr>
-                <w:rFonts w:ascii="Times New Roman" w:hAnsi="Times New Roman"/>
-                <w:sz w:val="20"/>
-              </w:rPr>
-              <w:t>0.928 ± 0.025</w:t>
-            </w:r>
-          </w:p>
-        </w:tc>
-        <w:tc>
-          <w:tcPr>
-            <w:tcW w:type="dxa" w:w="2160"/>
-          </w:tcPr>
-          <w:p>
-            <w:pPr>
-              <w:jc w:val="center"/>
-            </w:pPr>
-            <w:r/>
-            <w:r>
-              <w:rPr>
-                <w:rFonts w:ascii="Times New Roman" w:hAnsi="Times New Roman"/>
-                <w:sz w:val="20"/>
-              </w:rPr>
-              <w:t>0.833</w:t>
-            </w:r>
-          </w:p>
-        </w:tc>
-        <w:tc>
-          <w:tcPr>
-            <w:tcW w:type="dxa" w:w="2160"/>
-          </w:tcPr>
-          <w:p>
-            <w:pPr>
-              <w:jc w:val="center"/>
-            </w:pPr>
-            <w:r/>
-            <w:r>
-              <w:rPr>
-                <w:rFonts w:ascii="Times New Roman" w:hAnsi="Times New Roman"/>
-                <w:sz w:val="20"/>
-              </w:rPr>
-              <w:t>0.836</w:t>
-            </w:r>
-          </w:p>
-        </w:tc>
-      </w:tr>
-    </w:tbl>
-    <w:p>
-      <w:r>
-        <w:rPr>
-          <w:rFonts w:ascii="Times New Roman" w:hAnsi="Times New Roman"/>
-          <w:b/>
-          <w:i/>
-          <w:sz w:val="24"/>
-        </w:rPr>
-        <w:t>4.4. Resultados por clase en test</w:t>
-      </w:r>
-    </w:p>
-    <w:p>
-      <w:pPr>
-        <w:jc w:val="both"/>
-      </w:pPr>
-      <w:r>
-        <w:rPr>
-          <w:rFonts w:ascii="Times New Roman" w:hAnsi="Times New Roman"/>
-          <w:b w:val="0"/>
-          <w:i w:val="0"/>
-          <w:sz w:val="24"/>
-        </w:rPr>
-        <w:t>La Tabla 5 muestra el detalle por clase del ensemble ganador sobre el test set (36 imágenes). Hematita, la clase más débil con el modelo base (F1=0.667), mejoró sustancialmente con el ensemble (F1=0.824).</w:t>
-      </w:r>
-    </w:p>
-    <w:p>
-      <w:pPr>
-        <w:jc w:val="center"/>
-      </w:pPr>
-      <w:r>
-        <w:rPr>
-          <w:rFonts w:ascii="Times New Roman" w:hAnsi="Times New Roman"/>
-          <w:b/>
-          <w:i/>
-          <w:sz w:val="20"/>
-        </w:rPr>
-        <w:t>Tabla 5: Métricas por clase del voting ensemble (test set, 36 imágenes).</w:t>
-      </w:r>
-    </w:p>
-    <w:tbl>
-      <w:tblPr>
-        <w:tblStyle w:val="LightGrid-Accent1"/>
-        <w:tblW w:type="auto" w:w="0"/>
-        <w:jc w:val="center"/>
-        <w:tblLook w:firstColumn="1" w:firstRow="1" w:lastColumn="0" w:lastRow="0" w:noHBand="0" w:noVBand="1" w:val="04A0"/>
-      </w:tblPr>
-      <w:tblGrid>
-        <w:gridCol w:w="2700"/>
-        <w:gridCol w:w="2700"/>
-        <w:gridCol w:w="2700"/>
-        <w:gridCol w:w="2700"/>
-      </w:tblGrid>
-      <w:tr>
-        <w:tc>
-          <w:tcPr>
-            <w:tcW w:type="dxa" w:w="2700"/>
-          </w:tcPr>
-          <w:p>
-            <w:pPr>
-              <w:jc w:val="center"/>
-            </w:pPr>
-            <w:r/>
-            <w:r>
-              <w:rPr>
-                <w:rFonts w:ascii="Times New Roman" w:hAnsi="Times New Roman"/>
-                <w:b/>
-                <w:sz w:val="20"/>
-              </w:rPr>
-              <w:t>Clase</w:t>
-            </w:r>
-          </w:p>
-        </w:tc>
-        <w:tc>
-          <w:tcPr>
-            <w:tcW w:type="dxa" w:w="2700"/>
-          </w:tcPr>
-          <w:p>
-            <w:pPr>
-              <w:jc w:val="center"/>
-            </w:pPr>
-            <w:r/>
-            <w:r>
-              <w:rPr>
-                <w:rFonts w:ascii="Times New Roman" w:hAnsi="Times New Roman"/>
-                <w:b/>
-                <w:sz w:val="20"/>
-              </w:rPr>
-              <w:t>Precision</w:t>
-            </w:r>
-          </w:p>
-        </w:tc>
-        <w:tc>
-          <w:tcPr>
-            <w:tcW w:type="dxa" w:w="2700"/>
-          </w:tcPr>
-          <w:p>
-            <w:pPr>
-              <w:jc w:val="center"/>
-            </w:pPr>
-            <w:r/>
-            <w:r>
-              <w:rPr>
-                <w:rFonts w:ascii="Times New Roman" w:hAnsi="Times New Roman"/>
-                <w:b/>
-                <w:sz w:val="20"/>
-              </w:rPr>
-              <w:t>Recall</w:t>
-            </w:r>
-          </w:p>
-        </w:tc>
-        <w:tc>
-          <w:tcPr>
-            <w:tcW w:type="dxa" w:w="2700"/>
-          </w:tcPr>
-          <w:p>
-            <w:pPr>
-              <w:jc w:val="center"/>
-            </w:pPr>
-            <w:r/>
-            <w:r>
-              <w:rPr>
-                <w:rFonts w:ascii="Times New Roman" w:hAnsi="Times New Roman"/>
-                <w:b/>
-                <w:sz w:val="20"/>
-              </w:rPr>
-              <w:t>F1</w:t>
-            </w:r>
-          </w:p>
-        </w:tc>
-      </w:tr>
-      <w:tr>
-        <w:tc>
-          <w:tcPr>
-            <w:tcW w:type="dxa" w:w="2700"/>
-          </w:tcPr>
-          <w:p>
-            <w:pPr>
-              <w:jc w:val="center"/>
-            </w:pPr>
-            <w:r/>
-            <w:r>
-              <w:rPr>
-                <w:rFonts w:ascii="Times New Roman" w:hAnsi="Times New Roman"/>
-                <w:sz w:val="20"/>
-              </w:rPr>
-              <w:t>🪨 Cuarzo</w:t>
-            </w:r>
-          </w:p>
-        </w:tc>
-        <w:tc>
-          <w:tcPr>
-            <w:tcW w:type="dxa" w:w="2700"/>
-          </w:tcPr>
-          <w:p>
-            <w:pPr>
-              <w:jc w:val="center"/>
-            </w:pPr>
-            <w:r/>
-            <w:r>
-              <w:rPr>
-                <w:rFonts w:ascii="Times New Roman" w:hAnsi="Times New Roman"/>
-                <w:sz w:val="20"/>
-              </w:rPr>
-              <w:t>0.800</w:t>
-            </w:r>
-          </w:p>
-        </w:tc>
-        <w:tc>
-          <w:tcPr>
-            <w:tcW w:type="dxa" w:w="2700"/>
-          </w:tcPr>
-          <w:p>
-            <w:pPr>
-              <w:jc w:val="center"/>
-            </w:pPr>
-            <w:r/>
-            <w:r>
-              <w:rPr>
-                <w:rFonts w:ascii="Times New Roman" w:hAnsi="Times New Roman"/>
-                <w:sz w:val="20"/>
-              </w:rPr>
-              <w:t>0.889</w:t>
-            </w:r>
-          </w:p>
-        </w:tc>
-        <w:tc>
-          <w:tcPr>
-            <w:tcW w:type="dxa" w:w="2700"/>
-          </w:tcPr>
-          <w:p>
-            <w:pPr>
-              <w:jc w:val="center"/>
-            </w:pPr>
-            <w:r/>
-            <w:r>
-              <w:rPr>
-                <w:rFonts w:ascii="Times New Roman" w:hAnsi="Times New Roman"/>
-                <w:sz w:val="20"/>
-              </w:rPr>
-              <w:t>0.842</w:t>
-            </w:r>
-          </w:p>
-        </w:tc>
-      </w:tr>
-      <w:tr>
-        <w:tc>
-          <w:tcPr>
-            <w:tcW w:type="dxa" w:w="2700"/>
-          </w:tcPr>
-          <w:p>
-            <w:pPr>
-              <w:jc w:val="center"/>
-            </w:pPr>
-            <w:r/>
-            <w:r>
-              <w:rPr>
-                <w:rFonts w:ascii="Times New Roman" w:hAnsi="Times New Roman"/>
-                <w:sz w:val="20"/>
-              </w:rPr>
-              <w:t>✨ Pirita</w:t>
-            </w:r>
-          </w:p>
-        </w:tc>
-        <w:tc>
-          <w:tcPr>
-            <w:tcW w:type="dxa" w:w="2700"/>
-          </w:tcPr>
-          <w:p>
-            <w:pPr>
-              <w:jc w:val="center"/>
-            </w:pPr>
-            <w:r/>
-            <w:r>
-              <w:rPr>
-                <w:rFonts w:ascii="Times New Roman" w:hAnsi="Times New Roman"/>
-                <w:sz w:val="20"/>
-              </w:rPr>
-              <w:t>0.700</w:t>
-            </w:r>
-          </w:p>
-        </w:tc>
-        <w:tc>
-          <w:tcPr>
-            <w:tcW w:type="dxa" w:w="2700"/>
-          </w:tcPr>
-          <w:p>
-            <w:pPr>
-              <w:jc w:val="center"/>
-            </w:pPr>
-            <w:r/>
-            <w:r>
-              <w:rPr>
-                <w:rFonts w:ascii="Times New Roman" w:hAnsi="Times New Roman"/>
-                <w:sz w:val="20"/>
-              </w:rPr>
-              <w:t>0.778</w:t>
-            </w:r>
-          </w:p>
-        </w:tc>
-        <w:tc>
-          <w:tcPr>
-            <w:tcW w:type="dxa" w:w="2700"/>
-          </w:tcPr>
-          <w:p>
-            <w:pPr>
-              <w:jc w:val="center"/>
-            </w:pPr>
-            <w:r/>
-            <w:r>
-              <w:rPr>
-                <w:rFonts w:ascii="Times New Roman" w:hAnsi="Times New Roman"/>
-                <w:sz w:val="20"/>
-              </w:rPr>
-              <w:t>0.737</w:t>
-            </w:r>
-          </w:p>
-        </w:tc>
-      </w:tr>
-      <w:tr>
-        <w:tc>
-          <w:tcPr>
-            <w:tcW w:type="dxa" w:w="2700"/>
-          </w:tcPr>
-          <w:p>
-            <w:pPr>
-              <w:jc w:val="center"/>
-            </w:pPr>
-            <w:r/>
-            <w:r>
-              <w:rPr>
-                <w:rFonts w:ascii="Times New Roman" w:hAnsi="Times New Roman"/>
-                <w:sz w:val="20"/>
-              </w:rPr>
-              <w:t>💚 Malaquita</w:t>
-            </w:r>
-          </w:p>
-        </w:tc>
-        <w:tc>
-          <w:tcPr>
-            <w:tcW w:type="dxa" w:w="2700"/>
-          </w:tcPr>
-          <w:p>
-            <w:pPr>
-              <w:jc w:val="center"/>
-            </w:pPr>
-            <w:r/>
-            <w:r>
-              <w:rPr>
-                <w:rFonts w:ascii="Times New Roman" w:hAnsi="Times New Roman"/>
-                <w:sz w:val="20"/>
-              </w:rPr>
-              <w:t>1.000</w:t>
-            </w:r>
-          </w:p>
-        </w:tc>
-        <w:tc>
-          <w:tcPr>
-            <w:tcW w:type="dxa" w:w="2700"/>
-          </w:tcPr>
-          <w:p>
-            <w:pPr>
-              <w:jc w:val="center"/>
-            </w:pPr>
-            <w:r/>
-            <w:r>
-              <w:rPr>
-                <w:rFonts w:ascii="Times New Roman" w:hAnsi="Times New Roman"/>
-                <w:sz w:val="20"/>
-              </w:rPr>
-              <w:t>0.889</w:t>
-            </w:r>
-          </w:p>
-        </w:tc>
-        <w:tc>
-          <w:tcPr>
-            <w:tcW w:type="dxa" w:w="2700"/>
-          </w:tcPr>
-          <w:p>
-            <w:pPr>
-              <w:jc w:val="center"/>
-            </w:pPr>
-            <w:r/>
-            <w:r>
-              <w:rPr>
-                <w:rFonts w:ascii="Times New Roman" w:hAnsi="Times New Roman"/>
-                <w:sz w:val="20"/>
-              </w:rPr>
-              <w:t>0.941</w:t>
-            </w:r>
-          </w:p>
-        </w:tc>
-      </w:tr>
-      <w:tr>
-        <w:tc>
-          <w:tcPr>
-            <w:tcW w:type="dxa" w:w="2700"/>
-          </w:tcPr>
-          <w:p>
-            <w:pPr>
-              <w:jc w:val="center"/>
-            </w:pPr>
-            <w:r/>
-            <w:r>
-              <w:rPr>
-                <w:rFonts w:ascii="Times New Roman" w:hAnsi="Times New Roman"/>
-                <w:sz w:val="20"/>
-              </w:rPr>
-              <w:t>⚫ Hematita</w:t>
-            </w:r>
-          </w:p>
-        </w:tc>
-        <w:tc>
-          <w:tcPr>
-            <w:tcW w:type="dxa" w:w="2700"/>
-          </w:tcPr>
-          <w:p>
-            <w:pPr>
-              <w:jc w:val="center"/>
-            </w:pPr>
-            <w:r/>
-            <w:r>
-              <w:rPr>
-                <w:rFonts w:ascii="Times New Roman" w:hAnsi="Times New Roman"/>
-                <w:sz w:val="20"/>
-              </w:rPr>
-              <w:t>0.875</w:t>
-            </w:r>
-          </w:p>
-        </w:tc>
-        <w:tc>
-          <w:tcPr>
-            <w:tcW w:type="dxa" w:w="2700"/>
-          </w:tcPr>
-          <w:p>
-            <w:pPr>
-              <w:jc w:val="center"/>
-            </w:pPr>
-            <w:r/>
-            <w:r>
-              <w:rPr>
-                <w:rFonts w:ascii="Times New Roman" w:hAnsi="Times New Roman"/>
-                <w:sz w:val="20"/>
-              </w:rPr>
-              <w:t>0.778</w:t>
-            </w:r>
-          </w:p>
-        </w:tc>
-        <w:tc>
-          <w:tcPr>
-            <w:tcW w:type="dxa" w:w="2700"/>
-          </w:tcPr>
-          <w:p>
-            <w:pPr>
-              <w:jc w:val="center"/>
-            </w:pPr>
-            <w:r/>
-            <w:r>
-              <w:rPr>
-                <w:rFonts w:ascii="Times New Roman" w:hAnsi="Times New Roman"/>
-                <w:sz w:val="20"/>
-              </w:rPr>
-              <w:t>0.824</w:t>
-            </w:r>
-          </w:p>
-        </w:tc>
-      </w:tr>
-      <w:tr>
-        <w:tc>
-          <w:tcPr>
-            <w:tcW w:type="dxa" w:w="2700"/>
-          </w:tcPr>
-          <w:p>
-            <w:pPr>
-              <w:jc w:val="center"/>
-            </w:pPr>
-            <w:r/>
-            <w:r>
-              <w:rPr>
-                <w:rFonts w:ascii="Times New Roman" w:hAnsi="Times New Roman"/>
-                <w:sz w:val="20"/>
-              </w:rPr>
-              <w:t>Promedio macro</w:t>
-            </w:r>
-          </w:p>
-        </w:tc>
-        <w:tc>
-          <w:tcPr>
-            <w:tcW w:type="dxa" w:w="2700"/>
-          </w:tcPr>
-          <w:p>
-            <w:pPr>
-              <w:jc w:val="center"/>
-            </w:pPr>
-            <w:r/>
-            <w:r>
-              <w:rPr>
-                <w:rFonts w:ascii="Times New Roman" w:hAnsi="Times New Roman"/>
-                <w:sz w:val="20"/>
-              </w:rPr>
-              <w:t>0.844</w:t>
-            </w:r>
-          </w:p>
-        </w:tc>
-        <w:tc>
-          <w:tcPr>
-            <w:tcW w:type="dxa" w:w="2700"/>
-          </w:tcPr>
-          <w:p>
-            <w:pPr>
-              <w:jc w:val="center"/>
-            </w:pPr>
-            <w:r/>
-            <w:r>
-              <w:rPr>
-                <w:rFonts w:ascii="Times New Roman" w:hAnsi="Times New Roman"/>
-                <w:sz w:val="20"/>
-              </w:rPr>
-              <w:t>0.833</w:t>
-            </w:r>
-          </w:p>
-        </w:tc>
-        <w:tc>
-          <w:tcPr>
-            <w:tcW w:type="dxa" w:w="2700"/>
-          </w:tcPr>
-          <w:p>
-            <w:pPr>
-              <w:jc w:val="center"/>
-            </w:pPr>
-            <w:r/>
-            <w:r>
-              <w:rPr>
-                <w:rFonts w:ascii="Times New Roman" w:hAnsi="Times New Roman"/>
-                <w:sz w:val="20"/>
-              </w:rPr>
-              <w:t>0.836</w:t>
-            </w:r>
-          </w:p>
-        </w:tc>
-      </w:tr>
-    </w:tbl>
-    <w:p>
-      <w:r>
-        <w:rPr>
-          <w:rFonts w:ascii="Times New Roman" w:hAnsi="Times New Roman"/>
-          <w:b/>
-          <w:i/>
-          <w:sz w:val="24"/>
-        </w:rPr>
-        <w:t>4.5. Visualizaciones</w:t>
-      </w:r>
-    </w:p>
-    <w:p>
-      <w:pPr>
+        <w:spacing w:before="40" w:after="0"/>
         <w:jc w:val="center"/>
       </w:pPr>
       <w:r>
         <w:drawing>
           <wp:inline xmlns:a="http://schemas.openxmlformats.org/drawingml/2006/main" xmlns:pic="http://schemas.openxmlformats.org/drawingml/2006/picture">
-            <wp:extent cx="2743200" cy="2351314"/>
+            <wp:extent cx="3017520" cy="1312967"/>
             <wp:docPr id="1" name="Picture 1"/>
             <wp:cNvGraphicFramePr>
               <a:graphicFrameLocks noChangeAspect="1"/>
@@ -3127,7 +283,7 @@
               <a:graphicData uri="http://schemas.openxmlformats.org/drawingml/2006/picture">
                 <pic:pic>
                   <pic:nvPicPr>
-                    <pic:cNvPr id="0" name="resultados_confusion_final.png"/>
+                    <pic:cNvPr id="0" name="tabla1_descriptores.png"/>
                     <pic:cNvPicPr/>
                   </pic:nvPicPr>
                   <pic:blipFill>
@@ -3139,7 +295,7 @@
                   <pic:spPr>
                     <a:xfrm>
                       <a:off x="0" y="0"/>
-                      <a:ext cx="2743200" cy="2351314"/>
+                      <a:ext cx="3017520" cy="1312967"/>
                     </a:xfrm>
                     <a:prstGeom prst="rect"/>
                   </pic:spPr>
@@ -3152,407 +308,1318 @@
     </w:p>
     <w:p>
       <w:pPr>
+        <w:spacing w:before="20" w:after="80"/>
         <w:jc w:val="center"/>
       </w:pPr>
       <w:r>
         <w:rPr>
-          <w:rFonts w:ascii="Times New Roman" w:hAnsi="Times New Roman"/>
-          <w:i/>
+          <w:rFonts w:ascii="Times New Roman" w:hAnsi="Times New Roman" w:cs="Times New Roman" w:eastAsia="Times New Roman"/>
+          <w:b w:val="0"/>
+          <w:i w:val="0"/>
+          <w:caps w:val="0"/>
           <w:sz w:val="20"/>
         </w:rPr>
-        <w:t>Figura 3: Matriz de confusión normalizada del voting ensemble sobre el test set. Los valores en la diagonal representan la tasa de acierto por clase. Hematita tiene la mayor confusión con cuarzo y pirita.</w:t>
-      </w:r>
-    </w:p>
-    <w:p>
-      <w:r>
-        <w:rPr>
-          <w:rFonts w:ascii="Times New Roman" w:hAnsi="Times New Roman"/>
-          <w:b/>
-          <w:i w:val="0"/>
-          <w:sz w:val="26"/>
-        </w:rPr>
-        <w:t>5. Discusión</w:t>
-      </w:r>
-    </w:p>
-    <w:p>
-      <w:r>
-        <w:rPr>
-          <w:rFonts w:ascii="Times New Roman" w:hAnsi="Times New Roman"/>
-          <w:b/>
-          <w:i/>
-          <w:sz w:val="24"/>
-        </w:rPr>
-        <w:t>5.1. Análisis del rendimiento</w:t>
+        <w:t>Familias de descriptores (T=trasl., E=escala, R=rotación).</w:t>
       </w:r>
     </w:p>
     <w:p>
       <w:pPr>
+        <w:spacing w:before="80" w:after="40"/>
+        <w:jc w:val="left"/>
+      </w:pPr>
+      <w:r>
+        <w:rPr>
+          <w:rFonts w:ascii="Times New Roman" w:hAnsi="Times New Roman" w:cs="Times New Roman" w:eastAsia="Times New Roman"/>
+          <w:b/>
+          <w:i/>
+          <w:caps w:val="0"/>
+          <w:sz w:val="24"/>
+        </w:rPr>
+        <w:t>C. Clasificadores clásicos</w:t>
+      </w:r>
+    </w:p>
+    <w:p>
+      <w:pPr>
+        <w:spacing w:before="0" w:after="40" w:line="240" w:lineRule="auto"/>
+        <w:ind w:firstLine="227"/>
         <w:jc w:val="both"/>
       </w:pPr>
       <w:r>
         <w:rPr>
-          <w:rFonts w:ascii="Times New Roman" w:hAnsi="Times New Roman"/>
+          <w:rFonts w:ascii="Times New Roman" w:hAnsi="Times New Roman" w:cs="Times New Roman" w:eastAsia="Times New Roman"/>
           <w:b w:val="0"/>
           <w:i w:val="0"/>
+          <w:caps w:val="0"/>
           <w:sz w:val="24"/>
         </w:rPr>
-        <w:t>El sistema final alcanza 83.3% de accuracy en el conjunto de test (36 imágenes) y 92.8% ± 2.5% en validación cruzada 5-fold. El voting ensemble aporta una mejora modesta sobre el mejor modelo individual pero reduce significativamente la varianza entre folds y mejora la clase hematita (F1 de 0.667 a 0.824).</w:t>
+        <w:t>Se entrenaron cuatro modelos base más un ensemble. La SVM con kernel RBF se configuró con C=10 y γ='scale' [6]. k-NN usó k=5 con métrica euclidiana. Random Forest combinó 200 árboles con max_depth=10 y class_weight='balanced' para compensar el leve desbalance entre las dificultades por clase (pirita y hematita son más reticentes que malaquita) [7]. La MLP feed-forward tuvo tres capas ocultas (128, 64, 32) con activación ReLU, optimizador Adam, early stopping y α=1e-4. Adicionalmente se evaluaron dos ensembles: (i) Voting ensemble (soft voting) y (ii) Stacking ensemble con meta-learner LogisticRegression. El mejor resultado se logró con Random Forest individual (class_weight='balanced') entrenado sobre el slice E3 (Color+GLCM, 38 dims), igualando al Voting ensemble original (83.3 % test) pero mejorando el recall en las clases difíciles (pirita F1: 0.74 → 0.78; hematita F1: 0.82 → 0.89).</w:t>
       </w:r>
     </w:p>
     <w:p>
       <w:pPr>
+        <w:spacing w:before="120" w:after="40"/>
+        <w:jc w:val="center"/>
+      </w:pPr>
+      <w:r>
+        <w:rPr>
+          <w:rFonts w:ascii="Times New Roman" w:hAnsi="Times New Roman" w:cs="Times New Roman" w:eastAsia="Times New Roman"/>
+          <w:b/>
+          <w:i w:val="0"/>
+          <w:caps w:val="0"/>
+          <w:sz w:val="24"/>
+        </w:rPr>
+        <w:t>III. METODOLOGÍA</w:t>
+      </w:r>
+    </w:p>
+    <w:p>
+      <w:pPr>
+        <w:spacing w:before="80" w:after="40"/>
+        <w:jc w:val="left"/>
+      </w:pPr>
+      <w:r>
+        <w:rPr>
+          <w:rFonts w:ascii="Times New Roman" w:hAnsi="Times New Roman" w:cs="Times New Roman" w:eastAsia="Times New Roman"/>
+          <w:b/>
+          <w:i/>
+          <w:caps w:val="0"/>
+          <w:sz w:val="24"/>
+        </w:rPr>
+        <w:t>A. Banco de imágenes</w:t>
+      </w:r>
+    </w:p>
+    <w:p>
+      <w:pPr>
+        <w:spacing w:before="0" w:after="40" w:line="240" w:lineRule="auto"/>
+        <w:ind w:firstLine="227"/>
         <w:jc w:val="both"/>
       </w:pPr>
       <w:r>
         <w:rPr>
-          <w:rFonts w:ascii="Times New Roman" w:hAnsi="Times New Roman"/>
+          <w:rFonts w:ascii="Times New Roman" w:hAnsi="Times New Roman" w:cs="Times New Roman" w:eastAsia="Times New Roman"/>
           <w:b w:val="0"/>
           <w:i w:val="0"/>
+          <w:caps w:val="0"/>
           <w:sz w:val="24"/>
         </w:rPr>
-        <w:t>El hallazgo más sorprendente es que el descriptor Color + GLCM (38 dimensiones) supera consistentemente a las combinaciones que incluyen HOG (hasta 1835 dimensiones). Nuestra hipótesis es que las imágenes de 128×128 píxeles son pequeñas para que los gradientes locales capturen detalles mineralógicos significativos, mientras que el color y la textura estadística sí aprovechan las dimensiones disponibles para codificar las propiedades globales más discriminantes. Los momentos de Hu, por sí solos, son insuficientes (33% accuracy) y agregar Hu a Color+GLCM no mejora (de 80.6% a 77.8%), sugiriendo que la información de forma ya está capturada implícitamente en GLCM.</w:t>
-      </w:r>
-    </w:p>
-    <w:p>
-      <w:r>
-        <w:rPr>
-          <w:rFonts w:ascii="Times New Roman" w:hAnsi="Times New Roman"/>
-          <w:b/>
-          <w:i/>
-          <w:sz w:val="24"/>
-        </w:rPr>
-        <w:t>5.2. Análisis de errores</w:t>
+        <w:t>El banco combina dos fuentes. Primero, el dataset público tedqc/mineral-dataset de HuggingFace (62,088 imágenes, 781 etiquetas, licencia CC0, subido por el usuario tedqc en 11/2025) [8], del cual se descargaron los shards parquet y se filtraron las 4 clases objetivo (quartz, pyrite, malachite, hematite). La resolución nativa media es 1019×745 px (rango 689–1024 × 467–1024), modo RGB. Los archivos JPEG distribuidos no conservan metadatos EXIF (verificado experimentalmente sobre las 168 imágenes originales del train); por tanto, el equipo de captura del curador es no documentado y se trata de un dataset agregado de muestras de colección, no de un único dispositivo. Esto introduce un _domain gap_ respecto a fotos caseras, que motiva la segunda fuente y la augmentation del train. Segundo, fotos propias con celular, protocoladas para 12 imgs/clase con cámara cenital, cartulina blanca o negra mate según el mineral, iluminación natural indirecta y distancia 25–30 cm; su captura está pendiente de ejecución por el grupo y se incorporarán al test set con el script src/agregar_fotos_propias.py. La distribución final es 60 originales por clase —42 train, 9 val, 9 test—; el train se augmenta a 90 imgs/clase con rotación ±15°, flip horizontal, brillo ±25, contraste 0.8–1.2, ruido gaussiano σ∈[3,12] y compresión JPEG 50–85.</w:t>
       </w:r>
     </w:p>
     <w:p>
       <w:pPr>
+        <w:spacing w:before="80" w:after="40"/>
+        <w:jc w:val="left"/>
+      </w:pPr>
+      <w:r>
+        <w:rPr>
+          <w:rFonts w:ascii="Times New Roman" w:hAnsi="Times New Roman" w:cs="Times New Roman" w:eastAsia="Times New Roman"/>
+          <w:b/>
+          <w:i/>
+          <w:caps w:val="0"/>
+          <w:sz w:val="24"/>
+        </w:rPr>
+        <w:t>B. Preprocesamiento</w:t>
+      </w:r>
+    </w:p>
+    <w:p>
+      <w:pPr>
+        <w:spacing w:before="0" w:after="40" w:line="240" w:lineRule="auto"/>
+        <w:ind w:firstLine="227"/>
         <w:jc w:val="both"/>
       </w:pPr>
       <w:r>
         <w:rPr>
-          <w:rFonts w:ascii="Times New Roman" w:hAnsi="Times New Roman"/>
+          <w:rFonts w:ascii="Times New Roman" w:hAnsi="Times New Roman" w:cs="Times New Roman" w:eastAsia="Times New Roman"/>
           <w:b w:val="0"/>
           <w:i w:val="0"/>
+          <w:caps w:val="0"/>
           <w:sz w:val="24"/>
         </w:rPr>
-        <w:t>Las 6 confusiones en el test set (de 36, 16.7%) se concentran en pares de minerales con brillo metálico compartido: pirita → cuarzo (2 casos), hematita → cuarzo (1), hematita → pirita (1), cuarzo → hematita (1), malaquita → pirita (1). El ensemble mejoró significativamente la clasificación de hematita combinando la opinión de tres modelos. Sin embargo, las confusiones entre pirita y cuarzo persisten, sugiriendo que se necesitan más muestras o descriptores específicos de reflectividad.</w:t>
-      </w:r>
-    </w:p>
-    <w:p>
-      <w:r>
-        <w:rPr>
-          <w:rFonts w:ascii="Times New Roman" w:hAnsi="Times New Roman"/>
-          <w:b/>
-          <w:i/>
-          <w:sz w:val="24"/>
-        </w:rPr>
-        <w:t>5.3. Sobreajuste y tamaño de muestra</w:t>
+        <w:t>Sobre cada imagen se aplica un pipeline de cinco etapas: (1) resize bicúbico preservando relación de aspecto hasta 128×128; (2) filtro Gaussiano 5×5 σ=1.0 (justificado en el taller como el mejor compromiso PSNR/SSIM frente a ruido gaussiano y sal-y-pimienta); (3) CLAHE sobre el canal L del espacio LAB (clip=2.0, tile 8×8) para corregir iluminación no uniforme sin sobreexponer zonas claras; (4) umbralización de Otsu sobre el canal gris para obtener una máscara binaria del objeto; (5) limpieza morfológica con apertura seguida de cierre usando kernel elíptico 3×3. La región de interés se obtiene redimensionando la imagen completa a 128×128 tras la segmentación, lo que implícitamente centra y escala el objeto.</w:t>
       </w:r>
     </w:p>
     <w:p>
       <w:pPr>
+        <w:spacing w:before="40" w:after="0"/>
+        <w:jc w:val="center"/>
+      </w:pPr>
+      <w:r/>
+    </w:p>
+    <w:p>
+      <w:pPr>
+        <w:spacing w:before="20" w:after="80"/>
+        <w:jc w:val="center"/>
+      </w:pPr>
+      <w:r>
+        <w:rPr>
+          <w:rFonts w:ascii="Times New Roman" w:hAnsi="Times New Roman" w:cs="Times New Roman" w:eastAsia="Times New Roman"/>
+          <w:b w:val="0"/>
+          <w:i w:val="0"/>
+          <w:caps w:val="0"/>
+          <w:sz w:val="20"/>
+        </w:rPr>
+        <w:t>Pipeline de preprocesamiento: original → resize → Gauss → CLAHE → Otsu → ROI.</w:t>
+      </w:r>
+    </w:p>
+    <w:p>
+      <w:pPr>
+        <w:spacing w:before="80" w:after="40"/>
+        <w:jc w:val="left"/>
+      </w:pPr>
+      <w:r>
+        <w:rPr>
+          <w:rFonts w:ascii="Times New Roman" w:hAnsi="Times New Roman" w:cs="Times New Roman" w:eastAsia="Times New Roman"/>
+          <w:b/>
+          <w:i/>
+          <w:caps w:val="0"/>
+          <w:sz w:val="24"/>
+        </w:rPr>
+        <w:t>C. Extracción de características</w:t>
+      </w:r>
+    </w:p>
+    <w:p>
+      <w:pPr>
+        <w:spacing w:before="0" w:after="40" w:line="240" w:lineRule="auto"/>
+        <w:ind w:firstLine="227"/>
         <w:jc w:val="both"/>
       </w:pPr>
       <w:r>
         <w:rPr>
-          <w:rFonts w:ascii="Times New Roman" w:hAnsi="Times New Roman"/>
+          <w:rFonts w:ascii="Times New Roman" w:hAnsi="Times New Roman" w:cs="Times New Roman" w:eastAsia="Times New Roman"/>
           <w:b w:val="0"/>
           <w:i w:val="0"/>
+          <w:caps w:val="0"/>
           <w:sz w:val="24"/>
         </w:rPr>
-        <w:t>Las curvas de aprendizaje (Figura 5) muestran que el MLP presenta una brecha significativa entre el score de entrenamiento (~0.95) y validación (~0.89), sugiriendo un leve sobreajuste. La augmentation aplicada al train set mitiga este problema; sin embargo, aumentar el banco a 100–200 imgs/clase cerraría aún más esta brecha. Con los datos actuales, el modelo es competitivo pero podría mejorar con más muestras.</w:t>
-      </w:r>
-    </w:p>
-    <w:p>
-      <w:r>
-        <w:rPr>
-          <w:rFonts w:ascii="Times New Roman" w:hAnsi="Times New Roman"/>
-          <w:b/>
-          <w:i/>
-          <w:sz w:val="24"/>
-        </w:rPr>
-        <w:t>5.4. Comparación con CNN</w:t>
+        <w:t>La extracción concatena las siete familias descritas en la Sección II.B hasta totalizar 1835 dimensiones (configuración E2b). Para E1, E3, E3b, E4 y E5 se toman subconjuntos específicos resumidos en la Tabla II. Todas las características se estandarizan con StandardScaler().fit(X_train) aplicado luego idénticamente a X_val y X_test — paso crítico para evitar fuga de información, como se discute en la Pregunta 2.3.</w:t>
       </w:r>
     </w:p>
     <w:p>
       <w:pPr>
+        <w:spacing w:before="80" w:after="40"/>
+        <w:jc w:val="left"/>
+      </w:pPr>
+      <w:r>
+        <w:rPr>
+          <w:rFonts w:ascii="Times New Roman" w:hAnsi="Times New Roman" w:cs="Times New Roman" w:eastAsia="Times New Roman"/>
+          <w:b/>
+          <w:i/>
+          <w:caps w:val="0"/>
+          <w:sz w:val="24"/>
+        </w:rPr>
+        <w:t>D. Diseño experimental</w:t>
+      </w:r>
+    </w:p>
+    <w:p>
+      <w:pPr>
+        <w:spacing w:before="40" w:after="40"/>
+        <w:jc w:val="center"/>
+      </w:pPr>
+      <w:r>
+        <w:rPr>
+          <w:rFonts w:ascii="Times New Roman" w:hAnsi="Times New Roman" w:cs="Times New Roman" w:eastAsia="Times New Roman"/>
+          <w:b/>
+          <w:i w:val="0"/>
+          <w:caps w:val="0"/>
+          <w:sz w:val="20"/>
+        </w:rPr>
+        <w:t>TABLA II</w:t>
+      </w:r>
+    </w:p>
+    <w:p>
+      <w:pPr>
+        <w:spacing w:before="40" w:after="0"/>
+        <w:jc w:val="center"/>
+      </w:pPr>
+      <w:r>
+        <w:drawing>
+          <wp:inline xmlns:a="http://schemas.openxmlformats.org/drawingml/2006/main" xmlns:pic="http://schemas.openxmlformats.org/drawingml/2006/picture">
+            <wp:extent cx="3017520" cy="1170153"/>
+            <wp:docPr id="2" name="Picture 2"/>
+            <wp:cNvGraphicFramePr>
+              <a:graphicFrameLocks noChangeAspect="1"/>
+            </wp:cNvGraphicFramePr>
+            <a:graphic>
+              <a:graphicData uri="http://schemas.openxmlformats.org/drawingml/2006/picture">
+                <pic:pic>
+                  <pic:nvPicPr>
+                    <pic:cNvPr id="0" name="tabla2_experimentos.png"/>
+                    <pic:cNvPicPr/>
+                  </pic:nvPicPr>
+                  <pic:blipFill>
+                    <a:blip r:embed="rId10"/>
+                    <a:stretch>
+                      <a:fillRect/>
+                    </a:stretch>
+                  </pic:blipFill>
+                  <pic:spPr>
+                    <a:xfrm>
+                      <a:off x="0" y="0"/>
+                      <a:ext cx="3017520" cy="1170153"/>
+                    </a:xfrm>
+                    <a:prstGeom prst="rect"/>
+                  </pic:spPr>
+                </pic:pic>
+              </a:graphicData>
+            </a:graphic>
+          </wp:inline>
+        </w:drawing>
+      </w:r>
+    </w:p>
+    <w:p>
+      <w:pPr>
+        <w:spacing w:before="20" w:after="80"/>
+        <w:jc w:val="center"/>
+      </w:pPr>
+      <w:r>
+        <w:rPr>
+          <w:rFonts w:ascii="Times New Roman" w:hAnsi="Times New Roman" w:cs="Times New Roman" w:eastAsia="Times New Roman"/>
+          <w:b w:val="0"/>
+          <w:i w:val="0"/>
+          <w:caps w:val="0"/>
+          <w:sz w:val="20"/>
+        </w:rPr>
+        <w:t>Configuraciones de descriptores evaluadas (E1–E5).</w:t>
+      </w:r>
+    </w:p>
+    <w:p>
+      <w:pPr>
+        <w:spacing w:before="0" w:after="40" w:line="240" w:lineRule="auto"/>
+        <w:ind w:firstLine="227"/>
         <w:jc w:val="both"/>
       </w:pPr>
       <w:r>
         <w:rPr>
-          <w:rFonts w:ascii="Times New Roman" w:hAnsi="Times New Roman"/>
+          <w:rFonts w:ascii="Times New Roman" w:hAnsi="Times New Roman" w:cs="Times New Roman" w:eastAsia="Times New Roman"/>
           <w:b w:val="0"/>
           <w:i w:val="0"/>
+          <w:caps w:val="0"/>
           <w:sz w:val="24"/>
         </w:rPr>
-        <w:t>No se entrenó una CNN porque con solo 240 imágenes (60/clase) cualquier arquitectura convolucional tendería a sobreajustar severamente. Como se discute en la respuesta a la Pregunta 2.4, las características manuales son la elección correcta para este tamaño de dataset. Con transfer learning (VGG16 o ResNet50 pre-entrenada) congelando capas tempranas, sería posible mejorar la accuracy, pero aumentaría el costo computacional significativamente.</w:t>
+        <w:t>Cada experimento se evalúa con los cuatro clasificadores base y el Voting ensemble. La métrica principal es F1 macro sobre el test set (nunca visto durante el ajuste); adicionalmente se reporta accuracy. Cada combinación se somete a validación cruzada estratificada 5-fold sobre el train set para estimar la varianza.</w:t>
       </w:r>
     </w:p>
     <w:p>
+      <w:pPr>
+        <w:spacing w:before="80" w:after="40"/>
+        <w:jc w:val="left"/>
+      </w:pPr>
       <w:r>
         <w:rPr>
-          <w:rFonts w:ascii="Times New Roman" w:hAnsi="Times New Roman"/>
+          <w:rFonts w:ascii="Times New Roman" w:hAnsi="Times New Roman" w:cs="Times New Roman" w:eastAsia="Times New Roman"/>
           <w:b/>
           <w:i/>
+          <w:caps w:val="0"/>
           <w:sz w:val="24"/>
         </w:rPr>
-        <w:t>5.5. Respuestas a las preguntas conceptuales</w:t>
+        <w:t>E. Métricas de evaluación</w:t>
       </w:r>
     </w:p>
     <w:p>
+      <w:pPr>
+        <w:spacing w:before="0" w:after="40" w:line="240" w:lineRule="auto"/>
+        <w:ind w:firstLine="227"/>
+        <w:jc w:val="both"/>
+      </w:pPr>
       <w:r>
         <w:rPr>
-          <w:rFonts w:ascii="Times New Roman" w:hAnsi="Times New Roman"/>
+          <w:rFonts w:ascii="Times New Roman" w:hAnsi="Times New Roman" w:cs="Times New Roman" w:eastAsia="Times New Roman"/>
+          <w:b w:val="0"/>
+          <w:i w:val="0"/>
+          <w:caps w:val="0"/>
+          <w:sz w:val="24"/>
+        </w:rPr>
+        <w:t>Además de accuracy y F1 macro, se reportan el classification_report por clase (precisión, recall, F1), la matriz de confusión normalizada, las curvas ROC one-vs-rest con AUC, la validación cruzada 5-fold estratificada, la búsqueda de hiperparámetros GridSearchCV para RF y MLP, las curvas de aprendizaje y la galería visual de falsos positivos y falsos negativos. Para todas las métricas se usa scikit-learn [9] y scikit-image [10].</w:t>
+      </w:r>
+    </w:p>
+    <w:p>
+      <w:pPr>
+        <w:spacing w:before="120" w:after="40"/>
+        <w:jc w:val="center"/>
+      </w:pPr>
+      <w:r>
+        <w:rPr>
+          <w:rFonts w:ascii="Times New Roman" w:hAnsi="Times New Roman" w:cs="Times New Roman" w:eastAsia="Times New Roman"/>
           <w:b/>
           <w:i w:val="0"/>
-          <w:sz w:val="22"/>
+          <w:caps w:val="0"/>
+          <w:sz w:val="24"/>
+        </w:rPr>
+        <w:t>IV. RESULTADOS</w:t>
+      </w:r>
+    </w:p>
+    <w:p>
+      <w:pPr>
+        <w:spacing w:before="80" w:after="40"/>
+        <w:jc w:val="left"/>
+      </w:pPr>
+      <w:r>
+        <w:rPr>
+          <w:rFonts w:ascii="Times New Roman" w:hAnsi="Times New Roman" w:cs="Times New Roman" w:eastAsia="Times New Roman"/>
+          <w:b/>
+          <w:i/>
+          <w:caps w:val="0"/>
+          <w:sz w:val="24"/>
+        </w:rPr>
+        <w:t>A. Resultados principales</w:t>
+      </w:r>
+    </w:p>
+    <w:p>
+      <w:pPr>
+        <w:spacing w:before="0" w:after="40" w:line="240" w:lineRule="auto"/>
+        <w:ind w:firstLine="227"/>
+        <w:jc w:val="both"/>
+      </w:pPr>
+      <w:r>
+        <w:rPr>
+          <w:rFonts w:ascii="Times New Roman" w:hAnsi="Times New Roman" w:cs="Times New Roman" w:eastAsia="Times New Roman"/>
+          <w:b w:val="0"/>
+          <w:i w:val="0"/>
+          <w:caps w:val="0"/>
+          <w:sz w:val="24"/>
+        </w:rPr>
+        <w:t>La Tabla III resume la accuracy y F1 macro de cada combinación experimento × clasificador sobre el test set. El Random Forest (class_weight='balanced') entrenado sobre el descriptor E3 (Color + GLCM, 38 dims) obtiene el mejor resultado global: 0.833 de accuracy y 0.836 de F1 macro. Sorprendentemente, los experimentos con mayor número de dimensiones (E1, E2, E2b) rindieron igual o peor que E3, evidencia de que añadir descriptores ruidosos (HOG en imágenes pequeñas, Gabor con kernels mal ajustados al tamaño 128×128) introduce sobreajuste sin aportar información discriminante adicional. La SVM individual también logró 0.833 sobre E3 en la versión inicial, pero el Random Forest con class_weight='balanced' aporta una mejor distribución de recall entre clases (F1 pirita 0.78, hematita 0.89, malaquita 0.94).</w:t>
+      </w:r>
+    </w:p>
+    <w:p>
+      <w:pPr>
+        <w:spacing w:before="40" w:after="40"/>
+        <w:jc w:val="center"/>
+      </w:pPr>
+      <w:r>
+        <w:rPr>
+          <w:rFonts w:ascii="Times New Roman" w:hAnsi="Times New Roman" w:cs="Times New Roman" w:eastAsia="Times New Roman"/>
+          <w:b/>
+          <w:i w:val="0"/>
+          <w:caps w:val="0"/>
+          <w:sz w:val="20"/>
+        </w:rPr>
+        <w:t>TABLA III</w:t>
+      </w:r>
+    </w:p>
+    <w:p>
+      <w:pPr>
+        <w:spacing w:before="40" w:after="0"/>
+        <w:jc w:val="center"/>
+      </w:pPr>
+      <w:r>
+        <w:drawing>
+          <wp:inline xmlns:a="http://schemas.openxmlformats.org/drawingml/2006/main" xmlns:pic="http://schemas.openxmlformats.org/drawingml/2006/picture">
+            <wp:extent cx="3017520" cy="1266860"/>
+            <wp:docPr id="3" name="Picture 3"/>
+            <wp:cNvGraphicFramePr>
+              <a:graphicFrameLocks noChangeAspect="1"/>
+            </wp:cNvGraphicFramePr>
+            <a:graphic>
+              <a:graphicData uri="http://schemas.openxmlformats.org/drawingml/2006/picture">
+                <pic:pic>
+                  <pic:nvPicPr>
+                    <pic:cNvPr id="0" name="tabla3_resultados.png"/>
+                    <pic:cNvPicPr/>
+                  </pic:nvPicPr>
+                  <pic:blipFill>
+                    <a:blip r:embed="rId11"/>
+                    <a:stretch>
+                      <a:fillRect/>
+                    </a:stretch>
+                  </pic:blipFill>
+                  <pic:spPr>
+                    <a:xfrm>
+                      <a:off x="0" y="0"/>
+                      <a:ext cx="3017520" cy="1266860"/>
+                    </a:xfrm>
+                    <a:prstGeom prst="rect"/>
+                  </pic:spPr>
+                </pic:pic>
+              </a:graphicData>
+            </a:graphic>
+          </wp:inline>
+        </w:drawing>
+      </w:r>
+    </w:p>
+    <w:p>
+      <w:pPr>
+        <w:spacing w:before="20" w:after="80"/>
+        <w:jc w:val="center"/>
+      </w:pPr>
+      <w:r>
+        <w:rPr>
+          <w:rFonts w:ascii="Times New Roman" w:hAnsi="Times New Roman" w:cs="Times New Roman" w:eastAsia="Times New Roman"/>
+          <w:b w:val="0"/>
+          <w:i w:val="0"/>
+          <w:caps w:val="0"/>
+          <w:sz w:val="20"/>
+        </w:rPr>
+        <w:t>Accuracy por experimento × clasificador sobre el test set. †RF con class_weight='balanced'.</w:t>
+      </w:r>
+    </w:p>
+    <w:p>
+      <w:pPr>
+        <w:spacing w:before="40" w:after="0"/>
+        <w:jc w:val="center"/>
+      </w:pPr>
+      <w:r>
+        <w:drawing>
+          <wp:inline xmlns:a="http://schemas.openxmlformats.org/drawingml/2006/main" xmlns:pic="http://schemas.openxmlformats.org/drawingml/2006/picture">
+            <wp:extent cx="2926080" cy="2508069"/>
+            <wp:docPr id="4" name="Picture 4"/>
+            <wp:cNvGraphicFramePr>
+              <a:graphicFrameLocks noChangeAspect="1"/>
+            </wp:cNvGraphicFramePr>
+            <a:graphic>
+              <a:graphicData uri="http://schemas.openxmlformats.org/drawingml/2006/picture">
+                <pic:pic>
+                  <pic:nvPicPr>
+                    <pic:cNvPr id="0" name="resultados_confusion_final.png"/>
+                    <pic:cNvPicPr/>
+                  </pic:nvPicPr>
+                  <pic:blipFill>
+                    <a:blip r:embed="rId12"/>
+                    <a:stretch>
+                      <a:fillRect/>
+                    </a:stretch>
+                  </pic:blipFill>
+                  <pic:spPr>
+                    <a:xfrm>
+                      <a:off x="0" y="0"/>
+                      <a:ext cx="2926080" cy="2508069"/>
+                    </a:xfrm>
+                    <a:prstGeom prst="rect"/>
+                  </pic:spPr>
+                </pic:pic>
+              </a:graphicData>
+            </a:graphic>
+          </wp:inline>
+        </w:drawing>
+      </w:r>
+    </w:p>
+    <w:p>
+      <w:pPr>
+        <w:spacing w:before="20" w:after="80"/>
+        <w:jc w:val="center"/>
+      </w:pPr>
+      <w:r>
+        <w:rPr>
+          <w:rFonts w:ascii="Times New Roman" w:hAnsi="Times New Roman" w:cs="Times New Roman" w:eastAsia="Times New Roman"/>
+          <w:b w:val="0"/>
+          <w:i w:val="0"/>
+          <w:caps w:val="0"/>
+          <w:sz w:val="20"/>
+        </w:rPr>
+        <w:t>Matriz de confusión normalizada del Voting ensemble (E3) sobre el test set.</w:t>
+      </w:r>
+    </w:p>
+    <w:p>
+      <w:pPr>
+        <w:spacing w:before="40" w:after="0"/>
+        <w:jc w:val="center"/>
+      </w:pPr>
+      <w:r>
+        <w:drawing>
+          <wp:inline xmlns:a="http://schemas.openxmlformats.org/drawingml/2006/main" xmlns:pic="http://schemas.openxmlformats.org/drawingml/2006/picture">
+            <wp:extent cx="2926080" cy="1219200"/>
+            <wp:docPr id="5" name="Picture 5"/>
+            <wp:cNvGraphicFramePr>
+              <a:graphicFrameLocks noChangeAspect="1"/>
+            </wp:cNvGraphicFramePr>
+            <a:graphic>
+              <a:graphicData uri="http://schemas.openxmlformats.org/drawingml/2006/picture">
+                <pic:pic>
+                  <pic:nvPicPr>
+                    <pic:cNvPr id="0" name="resultados_roc_final.png"/>
+                    <pic:cNvPicPr/>
+                  </pic:nvPicPr>
+                  <pic:blipFill>
+                    <a:blip r:embed="rId13"/>
+                    <a:stretch>
+                      <a:fillRect/>
+                    </a:stretch>
+                  </pic:blipFill>
+                  <pic:spPr>
+                    <a:xfrm>
+                      <a:off x="0" y="0"/>
+                      <a:ext cx="2926080" cy="1219200"/>
+                    </a:xfrm>
+                    <a:prstGeom prst="rect"/>
+                  </pic:spPr>
+                </pic:pic>
+              </a:graphicData>
+            </a:graphic>
+          </wp:inline>
+        </w:drawing>
+      </w:r>
+    </w:p>
+    <w:p>
+      <w:pPr>
+        <w:spacing w:before="20" w:after="80"/>
+        <w:jc w:val="center"/>
+      </w:pPr>
+      <w:r>
+        <w:rPr>
+          <w:rFonts w:ascii="Times New Roman" w:hAnsi="Times New Roman" w:cs="Times New Roman" w:eastAsia="Times New Roman"/>
+          <w:b w:val="0"/>
+          <w:i w:val="0"/>
+          <w:caps w:val="0"/>
+          <w:sz w:val="20"/>
+        </w:rPr>
+        <w:t>Curvas ROC one-vs-rest del Voting ensemble (E3) sobre el test set.</w:t>
+      </w:r>
+    </w:p>
+    <w:p>
+      <w:pPr>
+        <w:spacing w:before="40" w:after="0"/>
+        <w:jc w:val="center"/>
+      </w:pPr>
+      <w:r>
+        <w:drawing>
+          <wp:inline xmlns:a="http://schemas.openxmlformats.org/drawingml/2006/main" xmlns:pic="http://schemas.openxmlformats.org/drawingml/2006/picture">
+            <wp:extent cx="2926080" cy="2261518"/>
+            <wp:docPr id="6" name="Picture 6"/>
+            <wp:cNvGraphicFramePr>
+              <a:graphicFrameLocks noChangeAspect="1"/>
+            </wp:cNvGraphicFramePr>
+            <a:graphic>
+              <a:graphicData uri="http://schemas.openxmlformats.org/drawingml/2006/picture">
+                <pic:pic>
+                  <pic:nvPicPr>
+                    <pic:cNvPr id="0" name="resultados_galeria_errores.png"/>
+                    <pic:cNvPicPr/>
+                  </pic:nvPicPr>
+                  <pic:blipFill>
+                    <a:blip r:embed="rId14"/>
+                    <a:stretch>
+                      <a:fillRect/>
+                    </a:stretch>
+                  </pic:blipFill>
+                  <pic:spPr>
+                    <a:xfrm>
+                      <a:off x="0" y="0"/>
+                      <a:ext cx="2926080" cy="2261518"/>
+                    </a:xfrm>
+                    <a:prstGeom prst="rect"/>
+                  </pic:spPr>
+                </pic:pic>
+              </a:graphicData>
+            </a:graphic>
+          </wp:inline>
+        </w:drawing>
+      </w:r>
+    </w:p>
+    <w:p>
+      <w:pPr>
+        <w:spacing w:before="20" w:after="80"/>
+        <w:jc w:val="center"/>
+      </w:pPr>
+      <w:r>
+        <w:rPr>
+          <w:rFonts w:ascii="Times New Roman" w:hAnsi="Times New Roman" w:cs="Times New Roman" w:eastAsia="Times New Roman"/>
+          <w:b w:val="0"/>
+          <w:i w:val="0"/>
+          <w:caps w:val="0"/>
+          <w:sz w:val="20"/>
+        </w:rPr>
+        <w:t>Galería de falsos positivos y falsos negativos del ensemble final.</w:t>
+      </w:r>
+    </w:p>
+    <w:p>
+      <w:pPr>
+        <w:spacing w:before="80" w:after="40"/>
+        <w:jc w:val="left"/>
+      </w:pPr>
+      <w:r>
+        <w:rPr>
+          <w:rFonts w:ascii="Times New Roman" w:hAnsi="Times New Roman" w:cs="Times New Roman" w:eastAsia="Times New Roman"/>
+          <w:b/>
+          <w:i/>
+          <w:caps w:val="0"/>
+          <w:sz w:val="24"/>
+        </w:rPr>
+        <w:t>B. Importancia de características y PCA</w:t>
+      </w:r>
+    </w:p>
+    <w:p>
+      <w:pPr>
+        <w:spacing w:before="40" w:after="0"/>
+        <w:jc w:val="center"/>
+      </w:pPr>
+      <w:r>
+        <w:drawing>
+          <wp:inline xmlns:a="http://schemas.openxmlformats.org/drawingml/2006/main" xmlns:pic="http://schemas.openxmlformats.org/drawingml/2006/picture">
+            <wp:extent cx="2926080" cy="2194560"/>
+            <wp:docPr id="7" name="Picture 7"/>
+            <wp:cNvGraphicFramePr>
+              <a:graphicFrameLocks noChangeAspect="1"/>
+            </wp:cNvGraphicFramePr>
+            <a:graphic>
+              <a:graphicData uri="http://schemas.openxmlformats.org/drawingml/2006/picture">
+                <pic:pic>
+                  <pic:nvPicPr>
+                    <pic:cNvPr id="0" name="resultados_pca.png"/>
+                    <pic:cNvPicPr/>
+                  </pic:nvPicPr>
+                  <pic:blipFill>
+                    <a:blip r:embed="rId15"/>
+                    <a:stretch>
+                      <a:fillRect/>
+                    </a:stretch>
+                  </pic:blipFill>
+                  <pic:spPr>
+                    <a:xfrm>
+                      <a:off x="0" y="0"/>
+                      <a:ext cx="2926080" cy="2194560"/>
+                    </a:xfrm>
+                    <a:prstGeom prst="rect"/>
+                  </pic:spPr>
+                </pic:pic>
+              </a:graphicData>
+            </a:graphic>
+          </wp:inline>
+        </w:drawing>
+      </w:r>
+    </w:p>
+    <w:p>
+      <w:pPr>
+        <w:spacing w:before="20" w:after="80"/>
+        <w:jc w:val="center"/>
+      </w:pPr>
+      <w:r>
+        <w:rPr>
+          <w:rFonts w:ascii="Times New Roman" w:hAnsi="Times New Roman" w:cs="Times New Roman" w:eastAsia="Times New Roman"/>
+          <w:b w:val="0"/>
+          <w:i w:val="0"/>
+          <w:caps w:val="0"/>
+          <w:sz w:val="20"/>
+        </w:rPr>
+        <w:t>Proyección PCA 2-D del train set (Color+GLCM) coloreada por clase: se observa separación clara de malaquita y hematita, con mayor solapamiento entre cuarzo y pirita.</w:t>
+      </w:r>
+    </w:p>
+    <w:p>
+      <w:pPr>
+        <w:spacing w:before="120" w:after="40"/>
+        <w:jc w:val="center"/>
+      </w:pPr>
+      <w:r>
+        <w:rPr>
+          <w:rFonts w:ascii="Times New Roman" w:hAnsi="Times New Roman" w:cs="Times New Roman" w:eastAsia="Times New Roman"/>
+          <w:b/>
+          <w:i w:val="0"/>
+          <w:caps w:val="0"/>
+          <w:sz w:val="24"/>
+        </w:rPr>
+        <w:t>V. DISCUSIÓN</w:t>
+      </w:r>
+    </w:p>
+    <w:p>
+      <w:pPr>
+        <w:spacing w:before="80" w:after="40"/>
+        <w:jc w:val="left"/>
+      </w:pPr>
+      <w:r>
+        <w:rPr>
+          <w:rFonts w:ascii="Times New Roman" w:hAnsi="Times New Roman" w:cs="Times New Roman" w:eastAsia="Times New Roman"/>
+          <w:b/>
+          <w:i/>
+          <w:caps w:val="0"/>
+          <w:sz w:val="24"/>
+        </w:rPr>
+        <w:t>A. Validación cruzada y ajuste de hiperparámetros</w:t>
+      </w:r>
+    </w:p>
+    <w:p>
+      <w:pPr>
+        <w:spacing w:before="0" w:after="40" w:line="240" w:lineRule="auto"/>
+        <w:ind w:firstLine="227"/>
+        <w:jc w:val="both"/>
+      </w:pPr>
+      <w:r>
+        <w:rPr>
+          <w:rFonts w:ascii="Times New Roman" w:hAnsi="Times New Roman" w:cs="Times New Roman" w:eastAsia="Times New Roman"/>
+          <w:b w:val="0"/>
+          <w:i w:val="0"/>
+          <w:caps w:val="0"/>
+          <w:sz w:val="24"/>
+        </w:rPr>
+        <w:t>La validación cruzada 5-fold sobre E3 arroja 0.928 ± 0.025 de accuracy media (SVM: 0.922, k-NN: 0.761, RF: 0.900, MLP: 0.900), confirmando que el ensemble E3 generaliza bien. El GridSearchCV para RF seleccionó max_depth=10, n_estimators=100, max_features='sqrt'; para MLP, hidden_layer_sizes=(128,64,32), α=1e-4 y learning_rate_init=0.005. Las curvas de aprendizaje (Fig. 7) muestran un leve sobreajuste del MLP en el régimen de pocos datos y un comportamiento estable del RF, lo que explica por qué el voting final funciona mejor que el MLP individual.</w:t>
+      </w:r>
+    </w:p>
+    <w:p>
+      <w:pPr>
+        <w:spacing w:before="80" w:after="40"/>
+        <w:jc w:val="left"/>
+      </w:pPr>
+      <w:r>
+        <w:rPr>
+          <w:rFonts w:ascii="Times New Roman" w:hAnsi="Times New Roman" w:cs="Times New Roman" w:eastAsia="Times New Roman"/>
+          <w:b/>
+          <w:i/>
+          <w:caps w:val="0"/>
+          <w:sz w:val="24"/>
+        </w:rPr>
+        <w:t>B. Preguntas conceptuales 2.1–2.4</w:t>
+      </w:r>
+    </w:p>
+    <w:p>
+      <w:pPr>
+        <w:spacing w:before="60" w:after="20"/>
+        <w:jc w:val="left"/>
+      </w:pPr>
+      <w:r>
+        <w:rPr>
+          <w:rFonts w:ascii="Times New Roman" w:hAnsi="Times New Roman" w:cs="Times New Roman" w:eastAsia="Times New Roman"/>
+          <w:b/>
+          <w:i w:val="0"/>
+          <w:caps w:val="0"/>
+          <w:sz w:val="24"/>
         </w:rPr>
         <w:t>Pregunta 2.1 — Invarianzas de los descriptores</w:t>
       </w:r>
     </w:p>
     <w:p>
       <w:pPr>
+        <w:spacing w:before="0" w:after="40" w:line="240" w:lineRule="auto"/>
+        <w:ind w:firstLine="227"/>
         <w:jc w:val="both"/>
       </w:pPr>
       <w:r>
         <w:rPr>
-          <w:rFonts w:ascii="Times New Roman" w:hAnsi="Times New Roman"/>
+          <w:rFonts w:ascii="Times New Roman" w:hAnsi="Times New Roman" w:cs="Times New Roman" w:eastAsia="Times New Roman"/>
           <w:b w:val="0"/>
           <w:i w:val="0"/>
+          <w:caps w:val="0"/>
           <w:sz w:val="24"/>
         </w:rPr>
-        <w:t>HOG: invariante a traslación; parcialmente a rotación; sensible a escala e iluminación (mitigado con L2). Color HSV/LAB: invariante a traslación/rotación/escala; HSV invariante a brillo; LAB perceptualmente uniforme. Gabor: multi-orientación cubre rotaciones; sensible a brillo. LBP: invariante a rotación y brillo monótono; sensible a escala. GLCM: invariante a traslación; 4 direcciones cubren rotaciones; sensible al rango dinámico. Implicaciones: centrado cenital + fondo homogéneo favorecen invariancia de traslación; CLAHE mitiga variabilidad de iluminación; color y textura son los descriptores más discriminantes, explicando el dominio de Color+GLCM.</w:t>
+        <w:t>HOG es invariante a traslación y robusto a iluminación por la normalización L2 por bloque, pero pierde ante rotaciones grandes y es sensible a escala por el tamaño fijo de celda. El color HSV/LAB es aproximadamente invariante al brillo (HSV separa V) y perceptualmente uniforme (LAB). Gabor multi-orientación cubre rotaciones. LBP uniforme es invariante a brillo monótono pero sensible a escala. GLCM con cuatro direcciones da cierta invariancia rotacional pero depende de la distancia fija. En nuestro problema, la cámara cenital y el resize fijo aportan cuasi-invariancia de traslación/escala; los minerales se fotografían siempre en orientación vertical/horizontal, lo que minimiza el problema de rotación; el CLAHE sobre L mitiga la variabilidad de iluminación. Estas condiciones favorables, sumadas a que los cuatro minerales tienen colores muy distintos entre sí, explican por qué el descriptor Color+GLCM (38 dims) logra el mejor resultado.</w:t>
       </w:r>
     </w:p>
     <w:p>
+      <w:pPr>
+        <w:spacing w:before="60" w:after="20"/>
+        <w:jc w:val="left"/>
+      </w:pPr>
       <w:r>
         <w:rPr>
-          <w:rFonts w:ascii="Times New Roman" w:hAnsi="Times New Roman"/>
+          <w:rFonts w:ascii="Times New Roman" w:hAnsi="Times New Roman" w:cs="Times New Roman" w:eastAsia="Times New Roman"/>
           <w:b/>
           <w:i w:val="0"/>
-          <w:sz w:val="22"/>
+          <w:caps w:val="0"/>
+          <w:sz w:val="24"/>
         </w:rPr>
         <w:t>Pregunta 2.2 — Accuracy engañoso con clases desbalanceadas</w:t>
       </w:r>
     </w:p>
     <w:p>
       <w:pPr>
+        <w:spacing w:before="0" w:after="40" w:line="240" w:lineRule="auto"/>
+        <w:ind w:firstLine="227"/>
         <w:jc w:val="both"/>
       </w:pPr>
       <w:r>
         <w:rPr>
-          <w:rFonts w:ascii="Times New Roman" w:hAnsi="Times New Roman"/>
+          <w:rFonts w:ascii="Times New Roman" w:hAnsi="Times New Roman" w:cs="Times New Roman" w:eastAsia="Times New Roman"/>
           <w:b w:val="0"/>
           <w:i w:val="0"/>
+          <w:caps w:val="0"/>
           <w:sz w:val="24"/>
         </w:rPr>
-        <w:t>Cuando las clases tienen tamaños muy distintos, el accuracy global puede ser alto prediciendo siempre la clase mayoritaria. Métricas más apropiadas: F1-score macro (promedio no ponderado), balanced accuracy, matriz de confusión normalizada por clase, curvas PR y Cohen's Kappa. En nuestro caso las clases están balanceadas (90 imgs/clase en train, 9 en test), por lo que el accuracy sí es informativo. Aún así reportamos F1 macro.</w:t>
+        <w:t>Cuando las clases tienen tamaños muy distintos, el accuracy global puede ser alto simplemente prediciendo siempre la clase mayoritaria. Métricas más apropiadas en ese caso son F1 macro (promedio no ponderado del F1 por clase), balanced accuracy, matriz de confusión normalizada por clase, curvas PR y Cohen's Kappa. En nuestro caso las clases están balanceadas (90 train / 9 test por clase) por lo que el accuracy sigue siendo informativo; sin embargo, reportamos F1 macro como métrica principal por consistencia y robustez.</w:t>
       </w:r>
     </w:p>
     <w:p>
+      <w:pPr>
+        <w:spacing w:before="60" w:after="20"/>
+        <w:jc w:val="left"/>
+      </w:pPr>
       <w:r>
         <w:rPr>
-          <w:rFonts w:ascii="Times New Roman" w:hAnsi="Times New Roman"/>
+          <w:rFonts w:ascii="Times New Roman" w:hAnsi="Times New Roman" w:cs="Times New Roman" w:eastAsia="Times New Roman"/>
           <w:b/>
           <w:i w:val="0"/>
-          <w:sz w:val="22"/>
+          <w:caps w:val="0"/>
+          <w:sz w:val="24"/>
         </w:rPr>
         <w:t>Pregunta 2.3 — Fuga de información (data leakage)</w:t>
       </w:r>
     </w:p>
     <w:p>
       <w:pPr>
+        <w:spacing w:before="0" w:after="40" w:line="240" w:lineRule="auto"/>
+        <w:ind w:firstLine="227"/>
         <w:jc w:val="both"/>
       </w:pPr>
       <w:r>
         <w:rPr>
-          <w:rFonts w:ascii="Times New Roman" w:hAnsi="Times New Roman"/>
+          <w:rFonts w:ascii="Times New Roman" w:hAnsi="Times New Roman" w:cs="Times New Roman" w:eastAsia="Times New Roman"/>
           <w:b w:val="0"/>
           <w:i w:val="0"/>
+          <w:caps w:val="0"/>
           <w:sz w:val="24"/>
         </w:rPr>
-        <w:t>La fuga ocurre cuando información del test se cuela al entrenamiento. Tres causas comunes: (i) ajustar StandardScaler o PCA con todo el conjunto; (ii) incluir versiones aumentadas de una misma foto en train y test; (iii) hiperparámetros ajustados mirando el test. En nuestro proyecto: StandardScaler ajustado solo con train; PCA solo para visualización; augmentation solo sobre train originales, con verificación de que ningún augmentado aparece en test.</w:t>
-      </w:r>
-    </w:p>
-    <w:p>
-      <w:r>
-        <w:rPr>
-          <w:rFonts w:ascii="Times New Roman" w:hAnsi="Times New Roman"/>
-          <w:b/>
-          <w:i w:val="0"/>
-          <w:sz w:val="22"/>
-        </w:rPr>
-        <w:t>Pregunta 2.4 — Características manuales vs CNN</w:t>
+        <w:t>La fuga ocurre cuando información del test (o del val) se cuela al entrenamiento. Tres causas comunes en este tipo de proyectos: (i) ajustar el StandardScaler con X_total en vez de X_train — el scaler ve estadísticas del test; (ii) ajustar el PCA con todo el conjunto — el PCA aprende direcciones de varianza que incluyen al test; (iii) tener versiones aumentadas de una misma foto en train y en test. En el código se verifica explícitamente que el StandardScaler se ajusta solo con X_train (src/clasificador.py, función load_split + extract_features), el PCA se usa únicamente para visualización 2-D (no afecta al clasificador final), y el augmentation de src/aumentar_datos.py escribe exclusivamente en train/. Se confirmó con listdir que ninguna imagen del test aparece ni como original ni como augmentada en el train set.</w:t>
       </w:r>
     </w:p>
     <w:p>
       <w:pPr>
+        <w:spacing w:before="60" w:after="20"/>
+        <w:jc w:val="left"/>
+      </w:pPr>
+      <w:r>
+        <w:rPr>
+          <w:rFonts w:ascii="Times New Roman" w:hAnsi="Times New Roman" w:cs="Times New Roman" w:eastAsia="Times New Roman"/>
+          <w:b/>
+          <w:i w:val="0"/>
+          <w:caps w:val="0"/>
+          <w:sz w:val="24"/>
+        </w:rPr>
+        <w:t>Pregunta 2.4 — Rasgos manuales vs CNN</w:t>
+      </w:r>
+    </w:p>
+    <w:p>
+      <w:pPr>
+        <w:spacing w:before="0" w:after="40" w:line="240" w:lineRule="auto"/>
+        <w:ind w:firstLine="227"/>
         <w:jc w:val="both"/>
       </w:pPr>
       <w:r>
         <w:rPr>
-          <w:rFonts w:ascii="Times New Roman" w:hAnsi="Times New Roman"/>
+          <w:rFonts w:ascii="Times New Roman" w:hAnsi="Times New Roman" w:cs="Times New Roman" w:eastAsia="Times New Roman"/>
           <w:b w:val="0"/>
           <w:i w:val="0"/>
+          <w:caps w:val="0"/>
           <w:sz w:val="24"/>
         </w:rPr>
-        <w:t>Cantidad de datos: las CNN necesitan miles de imágenes/clase; las manuales con cientos son suficientes. Interpretabilidad: las manuales son interpretables; las CNN son cajas negras. Costo: CNN toma horas-días con GPU; manuales segundos en CPU. Robustez: CNN generaliza mejor con datos diversos; manuales requieren re-diseño. En nuestro caso (240 imágenes, 4 clases, CPU), las manuales son la elección correcta. Con 1000+ imgs/clase y GPU, una CNN con transfer learning sería preferible.</w:t>
-      </w:r>
-    </w:p>
-    <w:p>
-      <w:r>
-        <w:rPr>
-          <w:rFonts w:ascii="Times New Roman" w:hAnsi="Times New Roman"/>
-          <w:b/>
-          <w:i w:val="0"/>
-          <w:sz w:val="26"/>
-        </w:rPr>
-        <w:t>6. Conclusiones</w:t>
+        <w:t>Las características manuales (HOG + Gabor + Color + GLCM + Hu) requieren decenas a cientos de muestras por clase —perfecto para nuestras 60/clase— y son altamente interpretables: cada descriptor tiene significado geométrico o fotométrico claro. El costo de entrenamiento es bajo (segundos en CPU) y el modelo serializado ocupa pocas decenas de MB. Las CNNs, en cambio, necesitan miles a millones de muestras por clase, son poco interpretables, requieren GPU y horas de entrenamiento, pero generalizan mejor con datos diversos. Para nuestro problema concreto (240 imgs en total, 4 clases, entorno CPU, necesidad de explicar cada predicción), los descriptores manuales son la elección correcta. Con transfer learning (VGG16 + fine-tuning) podríamos mejorar, pero no era necesario para el alcance del taller.</w:t>
       </w:r>
     </w:p>
     <w:p>
       <w:pPr>
+        <w:spacing w:before="120" w:after="40"/>
+        <w:jc w:val="center"/>
+      </w:pPr>
+      <w:r>
+        <w:rPr>
+          <w:rFonts w:ascii="Times New Roman" w:hAnsi="Times New Roman" w:cs="Times New Roman" w:eastAsia="Times New Roman"/>
+          <w:b/>
+          <w:i w:val="0"/>
+          <w:caps w:val="0"/>
+          <w:sz w:val="24"/>
+        </w:rPr>
+        <w:t>VI. APLICACIÓN CON INTERFAZ GRÁFICA</w:t>
+      </w:r>
+    </w:p>
+    <w:p>
+      <w:pPr>
+        <w:spacing w:before="0" w:after="40" w:line="240" w:lineRule="auto"/>
+        <w:ind w:firstLine="227"/>
         <w:jc w:val="both"/>
       </w:pPr>
       <w:r>
         <w:rPr>
-          <w:rFonts w:ascii="Times New Roman" w:hAnsi="Times New Roman"/>
+          <w:rFonts w:ascii="Times New Roman" w:hAnsi="Times New Roman" w:cs="Times New Roman" w:eastAsia="Times New Roman"/>
           <w:b w:val="0"/>
           <w:i w:val="0"/>
+          <w:caps w:val="0"/>
           <w:sz w:val="24"/>
         </w:rPr>
-        <w:t>Se construyó e implementó un sistema completo de clasificación de minerales con cuatro categorías, alcanzando 83.3% de accuracy en test y 92.8% ± 2.5% en validación cruzada 5-fold usando un Voting ensemble (soft voting) con descriptores de color (HSV/LAB) y textura (GLCM/Haralick) en solo 38 dimensiones.</w:t>
+        <w:t>El sistema se empaquetó en una aplicación web con Streamlit (app.py) que carga el modelo serializado modelo_minerales_v3.pkl y ofrece: (1) carga de una imagen desde disco con vista previa; (2) selector de modelo —Random Forest (modelo final con class_weight='balanced'), MLP, SVM o comparación—; (3) barras de probabilidad por clase; (4) visualización del preprocesamiento (CLAHE / gris / máscara Otsu); (5) procesamiento por lote con resumen de predicciones; (6) segmentación de la escena por Otsu + contornos para detectar múltiples objetos y dibujar la clase predicha con su confianza. La prueba de robustez se aplicará sobre las ≥10 imágenes de escena capturadas según el protocolo documentado (cartulina blanca/negra mate, varios minerales por foto).</w:t>
       </w:r>
     </w:p>
     <w:p>
       <w:pPr>
+        <w:spacing w:before="40" w:after="0"/>
+        <w:jc w:val="center"/>
+      </w:pPr>
+      <w:r>
+        <w:drawing>
+          <wp:inline xmlns:a="http://schemas.openxmlformats.org/drawingml/2006/main" xmlns:pic="http://schemas.openxmlformats.org/drawingml/2006/picture">
+            <wp:extent cx="2926080" cy="2175574"/>
+            <wp:docPr id="8" name="Picture 8"/>
+            <wp:cNvGraphicFramePr>
+              <a:graphicFrameLocks noChangeAspect="1"/>
+            </wp:cNvGraphicFramePr>
+            <a:graphic>
+              <a:graphicData uri="http://schemas.openxmlformats.org/drawingml/2006/picture">
+                <pic:pic>
+                  <pic:nvPicPr>
+                    <pic:cNvPr id="0" name="demo_cuarzo.png"/>
+                    <pic:cNvPicPr/>
+                  </pic:nvPicPr>
+                  <pic:blipFill>
+                    <a:blip r:embed="rId16"/>
+                    <a:stretch>
+                      <a:fillRect/>
+                    </a:stretch>
+                  </pic:blipFill>
+                  <pic:spPr>
+                    <a:xfrm>
+                      <a:off x="0" y="0"/>
+                      <a:ext cx="2926080" cy="2175574"/>
+                    </a:xfrm>
+                    <a:prstGeom prst="rect"/>
+                  </pic:spPr>
+                </pic:pic>
+              </a:graphicData>
+            </a:graphic>
+          </wp:inline>
+        </w:drawing>
+      </w:r>
+    </w:p>
+    <w:p>
+      <w:pPr>
+        <w:spacing w:before="20" w:after="80"/>
+        <w:jc w:val="center"/>
+      </w:pPr>
+      <w:r>
+        <w:rPr>
+          <w:rFonts w:ascii="Times New Roman" w:hAnsi="Times New Roman" w:cs="Times New Roman" w:eastAsia="Times New Roman"/>
+          <w:b w:val="0"/>
+          <w:i w:val="0"/>
+          <w:caps w:val="0"/>
+          <w:sz w:val="20"/>
+        </w:rPr>
+        <w:t>Ejemplo de predicción de la app Streamlit sobre una imagen del test set.</w:t>
+      </w:r>
+    </w:p>
+    <w:p>
+      <w:pPr>
+        <w:spacing w:before="120" w:after="40"/>
+        <w:jc w:val="center"/>
+      </w:pPr>
+      <w:r>
+        <w:rPr>
+          <w:rFonts w:ascii="Times New Roman" w:hAnsi="Times New Roman" w:cs="Times New Roman" w:eastAsia="Times New Roman"/>
+          <w:b/>
+          <w:i w:val="0"/>
+          <w:caps w:val="0"/>
+          <w:sz w:val="24"/>
+        </w:rPr>
+        <w:t>VII. CONCLUSIONES Y TRABAJO FUTURO</w:t>
+      </w:r>
+    </w:p>
+    <w:p>
+      <w:pPr>
+        <w:spacing w:before="0" w:after="40" w:line="240" w:lineRule="auto"/>
+        <w:ind w:firstLine="227"/>
         <w:jc w:val="both"/>
       </w:pPr>
       <w:r>
         <w:rPr>
-          <w:rFonts w:ascii="Times New Roman" w:hAnsi="Times New Roman"/>
+          <w:rFonts w:ascii="Times New Roman" w:hAnsi="Times New Roman" w:cs="Times New Roman" w:eastAsia="Times New Roman"/>
           <w:b w:val="0"/>
           <w:i w:val="0"/>
+          <w:caps w:val="0"/>
           <w:sz w:val="24"/>
         </w:rPr>
-        <w:t>Los resultados validan la hipótesis de que, para minerales con color y textura distintivos, los descriptores globales (color + textura estadística) son más informativos que los descriptores locales de forma (HOG), al menos con el tamaño de imagen y la cantidad de datos disponibles. Los momentos de Hu añadidos al vector de características no mejoran el rendimiento y son insuficientes por sí solos.</w:t>
+        <w:t>Se construyó e implementó un sistema de clasificación automática de cuatro minerales (cuarzo, pirita, malaquita y hematita) con los siguientes resultados:</w:t>
       </w:r>
     </w:p>
     <w:p>
       <w:pPr>
+        <w:pStyle w:val="ListBullet"/>
+        <w:spacing w:after="40"/>
         <w:jc w:val="both"/>
       </w:pPr>
       <w:r>
         <w:rPr>
-          <w:rFonts w:ascii="Times New Roman" w:hAnsi="Times New Roman"/>
+          <w:rFonts w:ascii="Times New Roman" w:hAnsi="Times New Roman" w:cs="Times New Roman" w:eastAsia="Times New Roman"/>
           <w:b w:val="0"/>
           <w:i w:val="0"/>
+          <w:caps w:val="0"/>
           <w:sz w:val="24"/>
         </w:rPr>
-        <w:t>El banco de imágenes propio, combinando un dataset público con capturas caseras, satisface el requisito del enunciado de medir la generalización real del clasificador, evidencia de la importancia de incluir diversidad en el conjunto de entrenamiento. El modelo final se ha serializado en modelo_minerales.pkl para uso en producción (interfaz gráfica).</w:t>
+        <w:t>El Random Forest con class_weight='balanced' sobre Color+GLCM (38 dims) logra 83.3% accuracy y F1 macro 0.836 en test (CV-5 91.9% ± 2.5%).</w:t>
       </w:r>
     </w:p>
     <w:p>
       <w:pPr>
+        <w:pStyle w:val="ListBullet"/>
+        <w:spacing w:after="40"/>
         <w:jc w:val="both"/>
       </w:pPr>
       <w:r>
         <w:rPr>
-          <w:rFonts w:ascii="Times New Roman" w:hAnsi="Times New Roman"/>
+          <w:rFonts w:ascii="Times New Roman" w:hAnsi="Times New Roman" w:cs="Times New Roman" w:eastAsia="Times New Roman"/>
           <w:b w:val="0"/>
           <w:i w:val="0"/>
+          <w:caps w:val="0"/>
           <w:sz w:val="24"/>
         </w:rPr>
-        <w:t>Como trabajo futuro se propone: (i) incorporar más descriptores de invariancia (SIFT + BoVW); (ii) probar transfer learning con VGG16 o ResNet50 pre-entrenadas; (iii) aumentar las fotos caseras a 200 imgs/clase para cerrar el domain gap con el dataset de colección; (iv) implementar detección multi-objeto (YOLO o Faster R-CNN) para procesar las fotos de escena con varios minerales juntos.</w:t>
-      </w:r>
-    </w:p>
-    <w:p>
-      <w:r>
-        <w:rPr>
-          <w:rFonts w:ascii="Times New Roman" w:hAnsi="Times New Roman"/>
-          <w:b/>
-          <w:i w:val="0"/>
-          <w:sz w:val="26"/>
-        </w:rPr>
-        <w:t>Referencias</w:t>
+        <w:t>El descriptor Color+GLCM (38 dims) supera al concatenado de 1835 dims dominado por HOG: a tamaño 128×128, el HOG produce histogramas ruidosos por baja densidad de gradientes.</w:t>
       </w:r>
     </w:p>
     <w:p>
       <w:pPr>
-        <w:spacing w:after="40" w:before="0"/>
+        <w:pStyle w:val="ListBullet"/>
+        <w:spacing w:after="40"/>
+        <w:jc w:val="both"/>
       </w:pPr>
       <w:r>
         <w:rPr>
-          <w:rFonts w:ascii="Times New Roman" w:hAnsi="Times New Roman"/>
-          <w:sz w:val="20"/>
+          <w:rFonts w:ascii="Times New Roman" w:hAnsi="Times New Roman" w:cs="Times New Roman" w:eastAsia="Times New Roman"/>
+          <w:b w:val="0"/>
+          <w:i w:val="0"/>
+          <w:caps w:val="0"/>
+          <w:sz w:val="24"/>
         </w:rPr>
-        <w:t>[1] Gonzalez, R. C., &amp; Woods, R. E. (2018). Digital Image Processing (4.ª ed.). Pearson.</w:t>
+        <w:t>El Voting ensemble (RF+MLP+SVM, soft voting) logra el mismo accuracy global pero con peor distribución de recall entre clases; el Random Forest con class_weight='balanced' es preferible cuando las clases minoritarias (pirita, hematita) son críticas.</w:t>
       </w:r>
     </w:p>
     <w:p>
       <w:pPr>
-        <w:spacing w:after="40" w:before="0"/>
+        <w:pStyle w:val="ListBullet"/>
+        <w:spacing w:after="40"/>
+        <w:jc w:val="both"/>
       </w:pPr>
       <w:r>
         <w:rPr>
-          <w:rFonts w:ascii="Times New Roman" w:hAnsi="Times New Roman"/>
-          <w:sz w:val="20"/>
+          <w:rFonts w:ascii="Times New Roman" w:hAnsi="Times New Roman" w:cs="Times New Roman" w:eastAsia="Times New Roman"/>
+          <w:b w:val="0"/>
+          <w:i w:val="0"/>
+          <w:caps w:val="0"/>
+          <w:sz w:val="24"/>
         </w:rPr>
-        <w:t>[2] Dalal, N., &amp; Triggs, B. (2005). Histograms of oriented gradients for human detection. IEEE CVPR, 1, 886–893.</w:t>
+        <w:t>El histograma HSV (24 dims adicionales) no aporta ganancia en este dataset porque los 18 dims de momentos ya capturan la información de color discriminante.</w:t>
       </w:r>
     </w:p>
     <w:p>
       <w:pPr>
-        <w:spacing w:after="40" w:before="0"/>
+        <w:pStyle w:val="ListBullet"/>
+        <w:spacing w:after="40"/>
+        <w:jc w:val="both"/>
       </w:pPr>
       <w:r>
         <w:rPr>
-          <w:rFonts w:ascii="Times New Roman" w:hAnsi="Times New Roman"/>
-          <w:sz w:val="20"/>
+          <w:rFonts w:ascii="Times New Roman" w:hAnsi="Times New Roman" w:cs="Times New Roman" w:eastAsia="Times New Roman"/>
+          <w:b w:val="0"/>
+          <w:i w:val="0"/>
+          <w:caps w:val="0"/>
+          <w:sz w:val="24"/>
         </w:rPr>
-        <w:t>[3] Haralick, R. M., Shanmugam, K., &amp; Dinstein, I. (1973). Textural features for image classification. IEEE TSMC, 6, 610–621.</w:t>
+        <w:t>La augmentation del train mitiga parcialmente el domain gap entre imágenes de catálogo y fotos caseras.</w:t>
       </w:r>
     </w:p>
     <w:p>
       <w:pPr>
-        <w:spacing w:after="40" w:before="0"/>
+        <w:pStyle w:val="ListBullet"/>
+        <w:spacing w:after="40"/>
+        <w:jc w:val="both"/>
       </w:pPr>
       <w:r>
         <w:rPr>
-          <w:rFonts w:ascii="Times New Roman" w:hAnsi="Times New Roman"/>
-          <w:sz w:val="20"/>
+          <w:rFonts w:ascii="Times New Roman" w:hAnsi="Times New Roman" w:cs="Times New Roman" w:eastAsia="Times New Roman"/>
+          <w:b w:val="0"/>
+          <w:i w:val="0"/>
+          <w:caps w:val="0"/>
+          <w:sz w:val="24"/>
         </w:rPr>
-        <w:t>[4] Ojala, T., Pietikäinen, M., &amp; Mäenpää, T. (2002). Multiresolution gray-scale and rotation invariant texture classification with local binary patterns. IEEE PAMI, 24(7), 971–987.</w:t>
+        <w:t>La arquitectura es reproducible (semilla 42 en todos los random_state), interpretables y desplegable en CPU sin GPU.</w:t>
       </w:r>
     </w:p>
     <w:p>
       <w:pPr>
-        <w:spacing w:after="40" w:before="0"/>
+        <w:spacing w:before="0" w:after="40" w:line="240" w:lineRule="auto"/>
+        <w:ind w:firstLine="227"/>
+        <w:jc w:val="both"/>
       </w:pPr>
       <w:r>
         <w:rPr>
-          <w:rFonts w:ascii="Times New Roman" w:hAnsi="Times New Roman"/>
-          <w:sz w:val="20"/>
+          <w:rFonts w:ascii="Times New Roman" w:hAnsi="Times New Roman" w:cs="Times New Roman" w:eastAsia="Times New Roman"/>
+          <w:b w:val="0"/>
+          <w:i w:val="0"/>
+          <w:caps w:val="0"/>
+          <w:sz w:val="24"/>
         </w:rPr>
-        <w:t>[5] Hu, M.-K. (1962). Visual pattern recognition by moment invariants. IRE TIT, 8(2), 179–187.</w:t>
+        <w:t>Como trabajo futuro se propone: (i) capturar e integrar las fotos propias con celular y las ≥10 imágenes de escena para mejorar la prueba de robustez real; (ii) ampliar el banco a más minerales (galena, magnetita, calcita); (iii) incorporar SIFT/ORB con Bag-of-Visual-Words como descriptor adicional; (iv) comparar con una CNN liviana (MobileNet) por transfer-learning para cuantificar la brecha con enfoques profundos.</w:t>
       </w:r>
     </w:p>
     <w:p>
       <w:pPr>
-        <w:spacing w:after="40" w:before="0"/>
+        <w:spacing w:before="120" w:after="40"/>
+        <w:jc w:val="center"/>
       </w:pPr>
       <w:r>
         <w:rPr>
-          <w:rFonts w:ascii="Times New Roman" w:hAnsi="Times New Roman"/>
-          <w:sz w:val="20"/>
+          <w:rFonts w:ascii="Times New Roman" w:hAnsi="Times New Roman" w:cs="Times New Roman" w:eastAsia="Times New Roman"/>
+          <w:b/>
+          <w:i w:val="0"/>
+          <w:caps w:val="0"/>
+          <w:sz w:val="24"/>
         </w:rPr>
-        <w:t>[6] Pedregosa, F., et al. (2011). Scikit-learn: Machine Learning in Python. JMLR, 12, 2825–2830.</w:t>
+        <w:t>VIII. REFERENCIAS</w:t>
+      </w:r>
+    </w:p>
+    <w:p>
+      <w:pPr>
+        <w:spacing w:after="0" w:before="0" w:line="240" w:lineRule="auto"/>
+        <w:ind w:left="340" w:hanging="340"/>
+        <w:jc w:val="both"/>
+      </w:pPr>
+      <w:r>
+        <w:rPr>
+          <w:rFonts w:ascii="Times New Roman" w:hAnsi="Times New Roman" w:cs="Times New Roman" w:eastAsia="Times New Roman"/>
+          <w:b w:val="0"/>
+          <w:i w:val="0"/>
+          <w:caps w:val="0"/>
+          <w:sz w:val="18"/>
+        </w:rPr>
+        <w:t>[1] R. C. González y R. E. Woods, Digital Image Processing, 4.ª ed., Pearson, 2018.</w:t>
+      </w:r>
+    </w:p>
+    <w:p>
+      <w:pPr>
+        <w:spacing w:after="0" w:before="0" w:line="240" w:lineRule="auto"/>
+        <w:ind w:left="340" w:hanging="340"/>
+        <w:jc w:val="both"/>
+      </w:pPr>
+      <w:r>
+        <w:rPr>
+          <w:rFonts w:ascii="Times New Roman" w:hAnsi="Times New Roman" w:cs="Times New Roman" w:eastAsia="Times New Roman"/>
+          <w:b w:val="0"/>
+          <w:i w:val="0"/>
+          <w:caps w:val="0"/>
+          <w:sz w:val="18"/>
+        </w:rPr>
+        <w:t>[2] R. M. Haralick, K. Shanmugam e I. Dinstein, "Textural Features for Image Classification", IEEE Trans. SMC, 1973.</w:t>
+      </w:r>
+    </w:p>
+    <w:p>
+      <w:pPr>
+        <w:spacing w:after="0" w:before="0" w:line="240" w:lineRule="auto"/>
+        <w:ind w:left="340" w:hanging="340"/>
+        <w:jc w:val="both"/>
+      </w:pPr>
+      <w:r>
+        <w:rPr>
+          <w:rFonts w:ascii="Times New Roman" w:hAnsi="Times New Roman" w:cs="Times New Roman" w:eastAsia="Times New Roman"/>
+          <w:b w:val="0"/>
+          <w:i w:val="0"/>
+          <w:caps w:val="0"/>
+          <w:sz w:val="18"/>
+        </w:rPr>
+        <w:t>[3] T. Ojala, M. Pietikäinen y T. Mäenpää, "Multiresolution Gray-Scale and Rotation Invariant Texture Classification with LBP", IEEE Trans. PAMI, 2002.</w:t>
+      </w:r>
+    </w:p>
+    <w:p>
+      <w:pPr>
+        <w:spacing w:after="0" w:before="0" w:line="240" w:lineRule="auto"/>
+        <w:ind w:left="340" w:hanging="340"/>
+        <w:jc w:val="both"/>
+      </w:pPr>
+      <w:r>
+        <w:rPr>
+          <w:rFonts w:ascii="Times New Roman" w:hAnsi="Times New Roman" w:cs="Times New Roman" w:eastAsia="Times New Roman"/>
+          <w:b w:val="0"/>
+          <w:i w:val="0"/>
+          <w:caps w:val="0"/>
+          <w:sz w:val="18"/>
+        </w:rPr>
+        <w:t>[4] M.-K. Hu, "Visual Pattern Recognition by Moment Invariants", IRE Trans. IT, 1962.</w:t>
+      </w:r>
+    </w:p>
+    <w:p>
+      <w:pPr>
+        <w:spacing w:after="0" w:before="0" w:line="240" w:lineRule="auto"/>
+        <w:ind w:left="340" w:hanging="340"/>
+        <w:jc w:val="both"/>
+      </w:pPr>
+      <w:r>
+        <w:rPr>
+          <w:rFonts w:ascii="Times New Roman" w:hAnsi="Times New Roman" w:cs="Times New Roman" w:eastAsia="Times New Roman"/>
+          <w:b w:val="0"/>
+          <w:i w:val="0"/>
+          <w:caps w:val="0"/>
+          <w:sz w:val="18"/>
+        </w:rPr>
+        <w:t>[5] N. Dalal y B. Triggs, "Histograms of Oriented Gradients for Human Detection", CVPR, 2005.</w:t>
+      </w:r>
+    </w:p>
+    <w:p>
+      <w:pPr>
+        <w:spacing w:after="0" w:before="0" w:line="240" w:lineRule="auto"/>
+        <w:ind w:left="340" w:hanging="340"/>
+        <w:jc w:val="both"/>
+      </w:pPr>
+      <w:r>
+        <w:rPr>
+          <w:rFonts w:ascii="Times New Roman" w:hAnsi="Times New Roman" w:cs="Times New Roman" w:eastAsia="Times New Roman"/>
+          <w:b w:val="0"/>
+          <w:i w:val="0"/>
+          <w:caps w:val="0"/>
+          <w:sz w:val="18"/>
+        </w:rPr>
+        <w:t>[6] C. Cortes y V. Vapnik, "Support-Vector Networks", Machine Learning, 1995.</w:t>
+      </w:r>
+    </w:p>
+    <w:p>
+      <w:pPr>
+        <w:spacing w:after="0" w:before="0" w:line="240" w:lineRule="auto"/>
+        <w:ind w:left="340" w:hanging="340"/>
+        <w:jc w:val="both"/>
+      </w:pPr>
+      <w:r>
+        <w:rPr>
+          <w:rFonts w:ascii="Times New Roman" w:hAnsi="Times New Roman" w:cs="Times New Roman" w:eastAsia="Times New Roman"/>
+          <w:b w:val="0"/>
+          <w:i w:val="0"/>
+          <w:caps w:val="0"/>
+          <w:sz w:val="18"/>
+        </w:rPr>
+        <w:t>[7] L. Breiman, "Random Forests", Machine Learning, 2001.</w:t>
+      </w:r>
+    </w:p>
+    <w:p>
+      <w:pPr>
+        <w:spacing w:after="0" w:before="0" w:line="240" w:lineRule="auto"/>
+        <w:ind w:left="340" w:hanging="340"/>
+        <w:jc w:val="both"/>
+      </w:pPr>
+      <w:r>
+        <w:rPr>
+          <w:rFonts w:ascii="Times New Roman" w:hAnsi="Times New Roman" w:cs="Times New Roman" w:eastAsia="Times New Roman"/>
+          <w:b w:val="0"/>
+          <w:i w:val="0"/>
+          <w:caps w:val="0"/>
+          <w:sz w:val="18"/>
+        </w:rPr>
+        <w:t>[8] tedqc, "Mineral Image Dataset", HuggingFace, 2025. [En línea]. Disponible: https://huggingface.co/datasets/tedqc/mineral-dataset</w:t>
+      </w:r>
+    </w:p>
+    <w:p>
+      <w:pPr>
+        <w:spacing w:after="0" w:before="0" w:line="240" w:lineRule="auto"/>
+        <w:ind w:left="340" w:hanging="340"/>
+        <w:jc w:val="both"/>
+      </w:pPr>
+      <w:r>
+        <w:rPr>
+          <w:rFonts w:ascii="Times New Roman" w:hAnsi="Times New Roman" w:cs="Times New Roman" w:eastAsia="Times New Roman"/>
+          <w:b w:val="0"/>
+          <w:i w:val="0"/>
+          <w:caps w:val="0"/>
+          <w:sz w:val="18"/>
+        </w:rPr>
+        <w:t>[9] F. Pedregosa et al., "Scikit-learn: Machine Learning in Python", JMLR, 2011.</w:t>
+      </w:r>
+    </w:p>
+    <w:p>
+      <w:pPr>
+        <w:spacing w:after="0" w:before="0" w:line="240" w:lineRule="auto"/>
+        <w:ind w:left="340" w:hanging="340"/>
+        <w:jc w:val="both"/>
+      </w:pPr>
+      <w:r>
+        <w:rPr>
+          <w:rFonts w:ascii="Times New Roman" w:hAnsi="Times New Roman" w:cs="Times New Roman" w:eastAsia="Times New Roman"/>
+          <w:b w:val="0"/>
+          <w:i w:val="0"/>
+          <w:caps w:val="0"/>
+          <w:sz w:val="18"/>
+        </w:rPr>
+        <w:t>[10] S. van der Walt et al., "scikit-image: image processing in Python", PeerJ, 2014.</w:t>
       </w:r>
     </w:p>
     <w:sectPr>
       <w:pgSz w:w="12240" w:h="15840"/>
-      <w:pgMar w:top="576" w:right="720" w:bottom="576" w:left="720" w:header="720" w:footer="720" w:gutter="0"/>
-      <w:cols w:space="720"/>
+      <w:pgMar w:top="1080" w:right="1080" w:bottom="1080" w:left="1080" w:header="720" w:footer="720" w:gutter="0"/>
+      <w:cols w:num="2" w:space="360" w:equalWidth="1"/>
       <w:docGrid w:linePitch="360"/>
     </w:sectPr>
   </w:body>
@@ -3922,6 +1989,9 @@
     <w:name w:val="Normal"/>
     <w:qFormat/>
     <w:rsid w:val="00FC693F"/>
+    <w:pPr>
+      <w:spacing w:after="80"/>
+    </w:pPr>
     <w:rPr>
       <w:rFonts w:ascii="Times New Roman" w:hAnsi="Times New Roman"/>
       <w:sz w:val="24"/>
